--- a/Means Final Project Documentation.docx
+++ b/Means Final Project Documentation.docx
@@ -797,7 +797,19 @@
           <w:szCs w:val="18"/>
           <w14:ligatures w14:val="none"/>
         </w:rPr>
-        <w:t>    background-color</w:t>
+        <w:t>    background-</w:t>
+      </w:r>
+      <w:proofErr w:type="gramStart"/>
+      <w:r>
+        <w:rPr>
+          <w:rFonts w:ascii="Consolas" w:eastAsia="Times New Roman" w:hAnsi="Consolas" w:cs="Times New Roman"/>
+          <w:color w:val="FFF1F3"/>
+          <w:kern w:val="0"/>
+          <w:sz w:val="18"/>
+          <w:szCs w:val="18"/>
+          <w14:ligatures w14:val="none"/>
+        </w:rPr>
+        <w:t>color</w:t>
       </w:r>
       <w:r>
         <w:rPr>
@@ -832,6 +844,7 @@
         </w:rPr>
         <w:t>#</w:t>
       </w:r>
+      <w:proofErr w:type="gramEnd"/>
       <w:r>
         <w:rPr>
           <w:rFonts w:ascii="Consolas" w:eastAsia="Times New Roman" w:hAnsi="Consolas" w:cs="Times New Roman"/>
@@ -893,6 +906,7 @@
           <w14:ligatures w14:val="none"/>
         </w:rPr>
       </w:pPr>
+      <w:proofErr w:type="gramStart"/>
       <w:r>
         <w:rPr>
           <w:rFonts w:ascii="Consolas" w:eastAsia="Times New Roman" w:hAnsi="Consolas" w:cs="Times New Roman"/>
@@ -906,6 +920,7 @@
         </w:rPr>
         <w:t>.</w:t>
       </w:r>
+      <w:proofErr w:type="spellStart"/>
       <w:r>
         <w:rPr>
           <w:rFonts w:ascii="Consolas" w:eastAsia="Times New Roman" w:hAnsi="Consolas" w:cs="Times New Roman"/>
@@ -919,6 +934,8 @@
         </w:rPr>
         <w:t>gridContainerMain</w:t>
       </w:r>
+      <w:proofErr w:type="spellEnd"/>
+      <w:proofErr w:type="gramEnd"/>
       <w:r>
         <w:rPr>
           <w:rFonts w:ascii="Consolas" w:eastAsia="Times New Roman" w:hAnsi="Consolas" w:cs="Times New Roman"/>
@@ -1558,6 +1575,7 @@
         </w:rPr>
         <w:t xml:space="preserve"> </w:t>
       </w:r>
+      <w:proofErr w:type="gramStart"/>
       <w:r>
         <w:rPr>
           <w:rFonts w:ascii="Consolas" w:eastAsia="Times New Roman" w:hAnsi="Consolas" w:cs="Times New Roman"/>
@@ -1580,6 +1598,7 @@
         </w:rPr>
         <w:t>(</w:t>
       </w:r>
+      <w:proofErr w:type="gramEnd"/>
       <w:r>
         <w:rPr>
           <w:rFonts w:ascii="Consolas" w:eastAsia="Times New Roman" w:hAnsi="Consolas" w:cs="Times New Roman"/>
@@ -1729,6 +1748,7 @@
         </w:rPr>
         <w:t xml:space="preserve"> </w:t>
       </w:r>
+      <w:proofErr w:type="spellStart"/>
       <w:r>
         <w:rPr>
           <w:rFonts w:ascii="Consolas" w:eastAsia="Times New Roman" w:hAnsi="Consolas" w:cs="Times New Roman"/>
@@ -1740,6 +1760,7 @@
         </w:rPr>
         <w:t>auto</w:t>
       </w:r>
+      <w:proofErr w:type="spellEnd"/>
       <w:r>
         <w:rPr>
           <w:rFonts w:ascii="Consolas" w:eastAsia="Times New Roman" w:hAnsi="Consolas" w:cs="Times New Roman"/>
@@ -1751,6 +1772,7 @@
         </w:rPr>
         <w:t xml:space="preserve"> </w:t>
       </w:r>
+      <w:proofErr w:type="gramStart"/>
       <w:r>
         <w:rPr>
           <w:rFonts w:ascii="Consolas" w:eastAsia="Times New Roman" w:hAnsi="Consolas" w:cs="Times New Roman"/>
@@ -1773,6 +1795,7 @@
         </w:rPr>
         <w:t>(</w:t>
       </w:r>
+      <w:proofErr w:type="gramEnd"/>
       <w:r>
         <w:rPr>
           <w:rFonts w:ascii="Consolas" w:eastAsia="Times New Roman" w:hAnsi="Consolas" w:cs="Times New Roman"/>
@@ -2177,7 +2200,29 @@
           <w:szCs w:val="18"/>
           <w14:ligatures w14:val="none"/>
         </w:rPr>
-        <w:t>This makes it easier to size items by including the border width and padding in the calculation</w:t>
+        <w:t xml:space="preserve">This makes it easier to size items by including </w:t>
+      </w:r>
+      <w:proofErr w:type="gramStart"/>
+      <w:r>
+        <w:rPr>
+          <w:rFonts w:ascii="Consolas" w:eastAsia="Times New Roman" w:hAnsi="Consolas" w:cs="Times New Roman"/>
+          <w:kern w:val="0"/>
+          <w:sz w:val="18"/>
+          <w:szCs w:val="18"/>
+          <w14:ligatures w14:val="none"/>
+        </w:rPr>
+        <w:t>the border</w:t>
+      </w:r>
+      <w:proofErr w:type="gramEnd"/>
+      <w:r>
+        <w:rPr>
+          <w:rFonts w:ascii="Consolas" w:eastAsia="Times New Roman" w:hAnsi="Consolas" w:cs="Times New Roman"/>
+          <w:kern w:val="0"/>
+          <w:sz w:val="18"/>
+          <w:szCs w:val="18"/>
+          <w14:ligatures w14:val="none"/>
+        </w:rPr>
+        <w:t xml:space="preserve"> width and padding in the calculation</w:t>
       </w:r>
       <w:r>
         <w:rPr>
@@ -2643,7 +2688,29 @@
           <w:szCs w:val="18"/>
           <w14:ligatures w14:val="none"/>
         </w:rPr>
-        <w:t>Define 8 rows. The first two and last one are sized automatically, the remaining space is divided into 5 sections.</w:t>
+        <w:t xml:space="preserve">Define 8 rows. The first two and last one </w:t>
+      </w:r>
+      <w:proofErr w:type="gramStart"/>
+      <w:r>
+        <w:rPr>
+          <w:rFonts w:ascii="Consolas" w:eastAsia="Times New Roman" w:hAnsi="Consolas" w:cs="Times New Roman"/>
+          <w:kern w:val="0"/>
+          <w:sz w:val="18"/>
+          <w:szCs w:val="18"/>
+          <w14:ligatures w14:val="none"/>
+        </w:rPr>
+        <w:t>are</w:t>
+      </w:r>
+      <w:proofErr w:type="gramEnd"/>
+      <w:r>
+        <w:rPr>
+          <w:rFonts w:ascii="Consolas" w:eastAsia="Times New Roman" w:hAnsi="Consolas" w:cs="Times New Roman"/>
+          <w:kern w:val="0"/>
+          <w:sz w:val="18"/>
+          <w:szCs w:val="18"/>
+          <w14:ligatures w14:val="none"/>
+        </w:rPr>
+        <w:t xml:space="preserve"> sized automatically, the remaining space is divided into 5 sections.</w:t>
       </w:r>
     </w:p>
     <w:p>
@@ -2715,6 +2782,7 @@
           <w14:ligatures w14:val="none"/>
         </w:rPr>
       </w:pPr>
+      <w:proofErr w:type="gramStart"/>
       <w:r>
         <w:rPr>
           <w:rFonts w:ascii="Consolas" w:eastAsia="Times New Roman" w:hAnsi="Consolas" w:cs="Times New Roman"/>
@@ -2749,6 +2817,7 @@
         </w:rPr>
         <w:t>{</w:t>
       </w:r>
+      <w:proofErr w:type="gramEnd"/>
     </w:p>
     <w:p>
       <w:pPr>
@@ -3117,7 +3186,19 @@
           <w:szCs w:val="18"/>
           <w14:ligatures w14:val="none"/>
         </w:rPr>
-        <w:t>    text-align</w:t>
+        <w:t>    text-</w:t>
+      </w:r>
+      <w:proofErr w:type="gramStart"/>
+      <w:r>
+        <w:rPr>
+          <w:rFonts w:ascii="Consolas" w:eastAsia="Times New Roman" w:hAnsi="Consolas" w:cs="Times New Roman"/>
+          <w:color w:val="FFF1F3"/>
+          <w:kern w:val="0"/>
+          <w:sz w:val="18"/>
+          <w:szCs w:val="18"/>
+          <w14:ligatures w14:val="none"/>
+        </w:rPr>
+        <w:t>align</w:t>
       </w:r>
       <w:r>
         <w:rPr>
@@ -3130,6 +3211,7 @@
         </w:rPr>
         <w:t>:</w:t>
       </w:r>
+      <w:proofErr w:type="gramEnd"/>
       <w:r>
         <w:rPr>
           <w:rFonts w:ascii="Consolas" w:eastAsia="Times New Roman" w:hAnsi="Consolas" w:cs="Times New Roman"/>
@@ -3200,7 +3282,19 @@
           <w:szCs w:val="18"/>
           <w14:ligatures w14:val="none"/>
         </w:rPr>
-        <w:t>    background</w:t>
+        <w:t xml:space="preserve">    </w:t>
+      </w:r>
+      <w:proofErr w:type="gramStart"/>
+      <w:r>
+        <w:rPr>
+          <w:rFonts w:ascii="Consolas" w:eastAsia="Times New Roman" w:hAnsi="Consolas" w:cs="Times New Roman"/>
+          <w:color w:val="FFF1F3"/>
+          <w:kern w:val="0"/>
+          <w:sz w:val="18"/>
+          <w:szCs w:val="18"/>
+          <w14:ligatures w14:val="none"/>
+        </w:rPr>
+        <w:t>background</w:t>
       </w:r>
       <w:r>
         <w:rPr>
@@ -3235,6 +3329,7 @@
         </w:rPr>
         <w:t>#</w:t>
       </w:r>
+      <w:proofErr w:type="gramEnd"/>
       <w:r>
         <w:rPr>
           <w:rFonts w:ascii="Consolas" w:eastAsia="Times New Roman" w:hAnsi="Consolas" w:cs="Times New Roman"/>
@@ -3257,6 +3352,7 @@
         </w:rPr>
         <w:t xml:space="preserve"> </w:t>
       </w:r>
+      <w:proofErr w:type="spellStart"/>
       <w:r>
         <w:rPr>
           <w:rFonts w:ascii="Consolas" w:eastAsia="Times New Roman" w:hAnsi="Consolas" w:cs="Times New Roman"/>
@@ -3268,6 +3364,7 @@
         </w:rPr>
         <w:t>url</w:t>
       </w:r>
+      <w:proofErr w:type="spellEnd"/>
       <w:r>
         <w:rPr>
           <w:rFonts w:ascii="Consolas" w:eastAsia="Times New Roman" w:hAnsi="Consolas" w:cs="Times New Roman"/>
@@ -3859,7 +3956,19 @@
           <w:szCs w:val="18"/>
           <w14:ligatures w14:val="none"/>
         </w:rPr>
-        <w:t>    background-color</w:t>
+        <w:t>    background-</w:t>
+      </w:r>
+      <w:proofErr w:type="gramStart"/>
+      <w:r>
+        <w:rPr>
+          <w:rFonts w:ascii="Consolas" w:eastAsia="Times New Roman" w:hAnsi="Consolas" w:cs="Times New Roman"/>
+          <w:color w:val="FFF1F3"/>
+          <w:kern w:val="0"/>
+          <w:sz w:val="18"/>
+          <w:szCs w:val="18"/>
+          <w14:ligatures w14:val="none"/>
+        </w:rPr>
+        <w:t>color</w:t>
       </w:r>
       <w:r>
         <w:rPr>
@@ -3894,6 +4003,7 @@
         </w:rPr>
         <w:t>#</w:t>
       </w:r>
+      <w:proofErr w:type="gramEnd"/>
       <w:r>
         <w:rPr>
           <w:rFonts w:ascii="Consolas" w:eastAsia="Times New Roman" w:hAnsi="Consolas" w:cs="Times New Roman"/>
@@ -4334,7 +4444,19 @@
           <w:szCs w:val="18"/>
           <w14:ligatures w14:val="none"/>
         </w:rPr>
-        <w:t>    background-color</w:t>
+        <w:t>    background-</w:t>
+      </w:r>
+      <w:proofErr w:type="gramStart"/>
+      <w:r>
+        <w:rPr>
+          <w:rFonts w:ascii="Consolas" w:eastAsia="Times New Roman" w:hAnsi="Consolas" w:cs="Times New Roman"/>
+          <w:color w:val="FFF1F3"/>
+          <w:kern w:val="0"/>
+          <w:sz w:val="18"/>
+          <w:szCs w:val="18"/>
+          <w14:ligatures w14:val="none"/>
+        </w:rPr>
+        <w:t>color</w:t>
       </w:r>
       <w:r>
         <w:rPr>
@@ -4369,6 +4491,7 @@
         </w:rPr>
         <w:t>#</w:t>
       </w:r>
+      <w:proofErr w:type="gramEnd"/>
       <w:r>
         <w:rPr>
           <w:rFonts w:ascii="Consolas" w:eastAsia="Times New Roman" w:hAnsi="Consolas" w:cs="Times New Roman"/>
@@ -6313,6 +6436,7 @@
         </w:rPr>
         <w:t xml:space="preserve"> </w:t>
       </w:r>
+      <w:proofErr w:type="gramStart"/>
       <w:r>
         <w:rPr>
           <w:rFonts w:ascii="Consolas" w:eastAsia="Times New Roman" w:hAnsi="Consolas" w:cs="Times New Roman"/>
@@ -6350,6 +6474,7 @@
         </w:rPr>
         <w:t>hover</w:t>
       </w:r>
+      <w:proofErr w:type="gramEnd"/>
       <w:r>
         <w:rPr>
           <w:rFonts w:ascii="Consolas" w:eastAsia="Times New Roman" w:hAnsi="Consolas" w:cs="Times New Roman"/>
@@ -6395,7 +6520,19 @@
           <w:szCs w:val="18"/>
           <w14:ligatures w14:val="none"/>
         </w:rPr>
-        <w:t>    background-color</w:t>
+        <w:t>    background-</w:t>
+      </w:r>
+      <w:proofErr w:type="gramStart"/>
+      <w:r>
+        <w:rPr>
+          <w:rFonts w:ascii="Consolas" w:eastAsia="Times New Roman" w:hAnsi="Consolas" w:cs="Times New Roman"/>
+          <w:color w:val="FFF1F3"/>
+          <w:kern w:val="0"/>
+          <w:sz w:val="18"/>
+          <w:szCs w:val="18"/>
+          <w14:ligatures w14:val="none"/>
+        </w:rPr>
+        <w:t>color</w:t>
       </w:r>
       <w:r>
         <w:rPr>
@@ -6430,6 +6567,7 @@
         </w:rPr>
         <w:t>#</w:t>
       </w:r>
+      <w:proofErr w:type="gramEnd"/>
       <w:r>
         <w:rPr>
           <w:rFonts w:ascii="Consolas" w:eastAsia="Times New Roman" w:hAnsi="Consolas" w:cs="Times New Roman"/>
@@ -6846,7 +6984,19 @@
           <w:szCs w:val="18"/>
           <w14:ligatures w14:val="none"/>
         </w:rPr>
-        <w:t>    background-color</w:t>
+        <w:t>    background-</w:t>
+      </w:r>
+      <w:proofErr w:type="gramStart"/>
+      <w:r>
+        <w:rPr>
+          <w:rFonts w:ascii="Consolas" w:eastAsia="Times New Roman" w:hAnsi="Consolas" w:cs="Times New Roman"/>
+          <w:color w:val="FFF1F3"/>
+          <w:kern w:val="0"/>
+          <w:sz w:val="18"/>
+          <w:szCs w:val="18"/>
+          <w14:ligatures w14:val="none"/>
+        </w:rPr>
+        <w:t>color</w:t>
       </w:r>
       <w:r>
         <w:rPr>
@@ -6881,6 +7031,7 @@
         </w:rPr>
         <w:t>#</w:t>
       </w:r>
+      <w:proofErr w:type="gramEnd"/>
       <w:r>
         <w:rPr>
           <w:rFonts w:ascii="Consolas" w:eastAsia="Times New Roman" w:hAnsi="Consolas" w:cs="Times New Roman"/>
@@ -7806,6 +7957,8 @@
           <w14:ligatures w14:val="none"/>
         </w:rPr>
       </w:pPr>
+      <w:proofErr w:type="spellStart"/>
+      <w:proofErr w:type="gramStart"/>
       <w:r>
         <w:rPr>
           <w:rFonts w:ascii="Consolas" w:eastAsia="Times New Roman" w:hAnsi="Consolas" w:cs="Times New Roman"/>
@@ -7817,6 +7970,7 @@
         </w:rPr>
         <w:t>img</w:t>
       </w:r>
+      <w:proofErr w:type="spellEnd"/>
       <w:r>
         <w:rPr>
           <w:rFonts w:ascii="Consolas" w:eastAsia="Times New Roman" w:hAnsi="Consolas" w:cs="Times New Roman"/>
@@ -7839,6 +7993,7 @@
         </w:rPr>
         <w:t>{</w:t>
       </w:r>
+      <w:proofErr w:type="gramEnd"/>
     </w:p>
     <w:p>
       <w:pPr>
@@ -7995,6 +8150,7 @@
         </w:rPr>
         <w:t xml:space="preserve"> </w:t>
       </w:r>
+      <w:proofErr w:type="spellStart"/>
       <w:r>
         <w:rPr>
           <w:rFonts w:ascii="Consolas" w:eastAsia="Times New Roman" w:hAnsi="Consolas" w:cs="Times New Roman"/>
@@ -8006,6 +8162,7 @@
         </w:rPr>
         <w:t>img</w:t>
       </w:r>
+      <w:proofErr w:type="spellEnd"/>
       <w:r>
         <w:rPr>
           <w:rFonts w:ascii="Consolas" w:eastAsia="Times New Roman" w:hAnsi="Consolas" w:cs="Times New Roman"/>
@@ -8145,8 +8302,21 @@
           <w:szCs w:val="18"/>
           <w14:ligatures w14:val="none"/>
         </w:rPr>
-        <w:t>    max-width</w:t>
-      </w:r>
+        <w:t xml:space="preserve">    </w:t>
+      </w:r>
+      <w:proofErr w:type="gramStart"/>
+      <w:r>
+        <w:rPr>
+          <w:rFonts w:ascii="Consolas" w:eastAsia="Times New Roman" w:hAnsi="Consolas" w:cs="Times New Roman"/>
+          <w:color w:val="FFF1F3"/>
+          <w:kern w:val="0"/>
+          <w:sz w:val="18"/>
+          <w:szCs w:val="18"/>
+          <w14:ligatures w14:val="none"/>
+        </w:rPr>
+        <w:t>max-width</w:t>
+      </w:r>
+      <w:proofErr w:type="gramEnd"/>
       <w:r>
         <w:rPr>
           <w:rFonts w:ascii="Consolas" w:eastAsia="Times New Roman" w:hAnsi="Consolas" w:cs="Times New Roman"/>
@@ -8239,8 +8409,21 @@
           <w:szCs w:val="18"/>
           <w14:ligatures w14:val="none"/>
         </w:rPr>
-        <w:t>    max-height</w:t>
-      </w:r>
+        <w:t xml:space="preserve">    </w:t>
+      </w:r>
+      <w:proofErr w:type="gramStart"/>
+      <w:r>
+        <w:rPr>
+          <w:rFonts w:ascii="Consolas" w:eastAsia="Times New Roman" w:hAnsi="Consolas" w:cs="Times New Roman"/>
+          <w:color w:val="FFF1F3"/>
+          <w:kern w:val="0"/>
+          <w:sz w:val="18"/>
+          <w:szCs w:val="18"/>
+          <w14:ligatures w14:val="none"/>
+        </w:rPr>
+        <w:t>max-height</w:t>
+      </w:r>
+      <w:proofErr w:type="gramEnd"/>
       <w:r>
         <w:rPr>
           <w:rFonts w:ascii="Consolas" w:eastAsia="Times New Roman" w:hAnsi="Consolas" w:cs="Times New Roman"/>
@@ -8583,7 +8766,31 @@
           <w:szCs w:val="18"/>
           <w14:ligatures w14:val="none"/>
         </w:rPr>
-        <w:t>Lighter tan background color.</w:t>
+        <w:t xml:space="preserve">Lighter </w:t>
+      </w:r>
+      <w:proofErr w:type="spellStart"/>
+      <w:proofErr w:type="gramStart"/>
+      <w:r>
+        <w:rPr>
+          <w:rFonts w:ascii="Consolas" w:eastAsia="Times New Roman" w:hAnsi="Consolas" w:cs="Times New Roman"/>
+          <w:kern w:val="0"/>
+          <w:sz w:val="18"/>
+          <w:szCs w:val="18"/>
+          <w14:ligatures w14:val="none"/>
+        </w:rPr>
+        <w:t>tan</w:t>
+      </w:r>
+      <w:proofErr w:type="spellEnd"/>
+      <w:proofErr w:type="gramEnd"/>
+      <w:r>
+        <w:rPr>
+          <w:rFonts w:ascii="Consolas" w:eastAsia="Times New Roman" w:hAnsi="Consolas" w:cs="Times New Roman"/>
+          <w:kern w:val="0"/>
+          <w:sz w:val="18"/>
+          <w:szCs w:val="18"/>
+          <w14:ligatures w14:val="none"/>
+        </w:rPr>
+        <w:t xml:space="preserve"> background color.</w:t>
       </w:r>
     </w:p>
     <w:p>
@@ -9478,6 +9685,7 @@
         </w:rPr>
         <w:t xml:space="preserve"> </w:t>
       </w:r>
+      <w:proofErr w:type="spellStart"/>
       <w:r>
         <w:rPr>
           <w:rFonts w:ascii="Consolas" w:eastAsia="Times New Roman" w:hAnsi="Consolas" w:cs="Times New Roman"/>
@@ -9489,6 +9697,7 @@
         </w:rPr>
         <w:t>img</w:t>
       </w:r>
+      <w:proofErr w:type="spellEnd"/>
       <w:r>
         <w:rPr>
           <w:rFonts w:ascii="Consolas" w:eastAsia="Times New Roman" w:hAnsi="Consolas" w:cs="Times New Roman"/>
@@ -9628,8 +9837,21 @@
           <w:szCs w:val="18"/>
           <w14:ligatures w14:val="none"/>
         </w:rPr>
-        <w:t>    max-width</w:t>
-      </w:r>
+        <w:t xml:space="preserve">    </w:t>
+      </w:r>
+      <w:proofErr w:type="gramStart"/>
+      <w:r>
+        <w:rPr>
+          <w:rFonts w:ascii="Consolas" w:eastAsia="Times New Roman" w:hAnsi="Consolas" w:cs="Times New Roman"/>
+          <w:color w:val="FFF1F3"/>
+          <w:kern w:val="0"/>
+          <w:sz w:val="18"/>
+          <w:szCs w:val="18"/>
+          <w14:ligatures w14:val="none"/>
+        </w:rPr>
+        <w:t>max-width</w:t>
+      </w:r>
+      <w:proofErr w:type="gramEnd"/>
       <w:r>
         <w:rPr>
           <w:rFonts w:ascii="Consolas" w:eastAsia="Times New Roman" w:hAnsi="Consolas" w:cs="Times New Roman"/>
@@ -9708,8 +9930,21 @@
           <w:szCs w:val="18"/>
           <w14:ligatures w14:val="none"/>
         </w:rPr>
-        <w:t>    max-height</w:t>
-      </w:r>
+        <w:t xml:space="preserve">    </w:t>
+      </w:r>
+      <w:proofErr w:type="gramStart"/>
+      <w:r>
+        <w:rPr>
+          <w:rFonts w:ascii="Consolas" w:eastAsia="Times New Roman" w:hAnsi="Consolas" w:cs="Times New Roman"/>
+          <w:color w:val="FFF1F3"/>
+          <w:kern w:val="0"/>
+          <w:sz w:val="18"/>
+          <w:szCs w:val="18"/>
+          <w14:ligatures w14:val="none"/>
+        </w:rPr>
+        <w:t>max-height</w:t>
+      </w:r>
+      <w:proofErr w:type="gramEnd"/>
       <w:r>
         <w:rPr>
           <w:rFonts w:ascii="Consolas" w:eastAsia="Times New Roman" w:hAnsi="Consolas" w:cs="Times New Roman"/>
@@ -9956,6 +10191,7 @@
           <w14:ligatures w14:val="none"/>
         </w:rPr>
       </w:pPr>
+      <w:proofErr w:type="gramStart"/>
       <w:r>
         <w:rPr>
           <w:rFonts w:ascii="Consolas" w:eastAsia="Times New Roman" w:hAnsi="Consolas" w:cs="Times New Roman"/>
@@ -9989,6 +10225,7 @@
         </w:rPr>
         <w:t>{</w:t>
       </w:r>
+      <w:proofErr w:type="gramEnd"/>
     </w:p>
     <w:p>
       <w:pPr>
@@ -10335,7 +10572,19 @@
           <w:szCs w:val="18"/>
           <w14:ligatures w14:val="none"/>
         </w:rPr>
-        <w:t>    color</w:t>
+        <w:t xml:space="preserve">    </w:t>
+      </w:r>
+      <w:proofErr w:type="gramStart"/>
+      <w:r>
+        <w:rPr>
+          <w:rFonts w:ascii="Consolas" w:eastAsia="Times New Roman" w:hAnsi="Consolas" w:cs="Times New Roman"/>
+          <w:color w:val="FFF1F3"/>
+          <w:kern w:val="0"/>
+          <w:sz w:val="18"/>
+          <w:szCs w:val="18"/>
+          <w14:ligatures w14:val="none"/>
+        </w:rPr>
+        <w:t>color</w:t>
       </w:r>
       <w:r>
         <w:rPr>
@@ -10370,6 +10619,7 @@
         </w:rPr>
         <w:t>#</w:t>
       </w:r>
+      <w:proofErr w:type="gramEnd"/>
       <w:r>
         <w:rPr>
           <w:rFonts w:ascii="Consolas" w:eastAsia="Times New Roman" w:hAnsi="Consolas" w:cs="Times New Roman"/>
@@ -10415,7 +10665,19 @@
           <w:szCs w:val="18"/>
           <w14:ligatures w14:val="none"/>
         </w:rPr>
-        <w:t>    background-color</w:t>
+        <w:t>    background-</w:t>
+      </w:r>
+      <w:proofErr w:type="gramStart"/>
+      <w:r>
+        <w:rPr>
+          <w:rFonts w:ascii="Consolas" w:eastAsia="Times New Roman" w:hAnsi="Consolas" w:cs="Times New Roman"/>
+          <w:color w:val="FFF1F3"/>
+          <w:kern w:val="0"/>
+          <w:sz w:val="18"/>
+          <w:szCs w:val="18"/>
+          <w14:ligatures w14:val="none"/>
+        </w:rPr>
+        <w:t>color</w:t>
       </w:r>
       <w:r>
         <w:rPr>
@@ -10450,6 +10712,7 @@
         </w:rPr>
         <w:t>#</w:t>
       </w:r>
+      <w:proofErr w:type="gramEnd"/>
       <w:r>
         <w:rPr>
           <w:rFonts w:ascii="Consolas" w:eastAsia="Times New Roman" w:hAnsi="Consolas" w:cs="Times New Roman"/>
@@ -10599,6 +10862,7 @@
         </w:rPr>
         <w:t>(</w:t>
       </w:r>
+      <w:proofErr w:type="gramStart"/>
       <w:r>
         <w:rPr>
           <w:rFonts w:ascii="Consolas" w:eastAsia="Times New Roman" w:hAnsi="Consolas" w:cs="Times New Roman"/>
@@ -10610,6 +10874,7 @@
         </w:rPr>
         <w:t>max-width</w:t>
       </w:r>
+      <w:proofErr w:type="gramEnd"/>
       <w:r>
         <w:rPr>
           <w:rFonts w:ascii="Consolas" w:eastAsia="Times New Roman" w:hAnsi="Consolas" w:cs="Times New Roman"/>
@@ -10740,6 +11005,7 @@
         </w:rPr>
         <w:t xml:space="preserve">    </w:t>
       </w:r>
+      <w:proofErr w:type="gramStart"/>
       <w:r>
         <w:rPr>
           <w:rFonts w:ascii="Consolas" w:eastAsia="Times New Roman" w:hAnsi="Consolas" w:cs="Times New Roman"/>
@@ -10753,6 +11019,7 @@
         </w:rPr>
         <w:t>.</w:t>
       </w:r>
+      <w:proofErr w:type="spellStart"/>
       <w:r>
         <w:rPr>
           <w:rFonts w:ascii="Consolas" w:eastAsia="Times New Roman" w:hAnsi="Consolas" w:cs="Times New Roman"/>
@@ -10766,6 +11033,8 @@
         </w:rPr>
         <w:t>gridContainerMain</w:t>
       </w:r>
+      <w:proofErr w:type="spellEnd"/>
+      <w:proofErr w:type="gramEnd"/>
       <w:r>
         <w:rPr>
           <w:rFonts w:ascii="Consolas" w:eastAsia="Times New Roman" w:hAnsi="Consolas" w:cs="Times New Roman"/>
@@ -10915,6 +11184,7 @@
         </w:rPr>
         <w:t xml:space="preserve"> </w:t>
       </w:r>
+      <w:proofErr w:type="gramStart"/>
       <w:r>
         <w:rPr>
           <w:rFonts w:ascii="Consolas" w:eastAsia="Times New Roman" w:hAnsi="Consolas" w:cs="Times New Roman"/>
@@ -10937,6 +11207,7 @@
         </w:rPr>
         <w:t>(</w:t>
       </w:r>
+      <w:proofErr w:type="gramEnd"/>
       <w:r>
         <w:rPr>
           <w:rFonts w:ascii="Consolas" w:eastAsia="Times New Roman" w:hAnsi="Consolas" w:cs="Times New Roman"/>
@@ -11053,6 +11324,7 @@
         </w:rPr>
         <w:t xml:space="preserve">    </w:t>
       </w:r>
+      <w:proofErr w:type="gramStart"/>
       <w:r>
         <w:rPr>
           <w:rFonts w:ascii="Consolas" w:eastAsia="Times New Roman" w:hAnsi="Consolas" w:cs="Times New Roman"/>
@@ -11086,6 +11358,7 @@
         </w:rPr>
         <w:t>{</w:t>
       </w:r>
+      <w:proofErr w:type="gramEnd"/>
     </w:p>
     <w:p>
       <w:pPr>
@@ -12015,17 +12288,7 @@
           <w:szCs w:val="18"/>
           <w14:ligatures w14:val="none"/>
         </w:rPr>
-        <w:t>for readability</w:t>
-      </w:r>
-      <w:r>
-        <w:rPr>
-          <w:rFonts w:ascii="Consolas" w:eastAsia="Times New Roman" w:hAnsi="Consolas" w:cs="Times New Roman"/>
-          <w:kern w:val="0"/>
-          <w:sz w:val="18"/>
-          <w:szCs w:val="18"/>
-          <w14:ligatures w14:val="none"/>
-        </w:rPr>
-        <w:t>.</w:t>
+        <w:t>for readability.</w:t>
       </w:r>
     </w:p>
     <w:p>
@@ -13113,6 +13376,7 @@
         </w:rPr>
         <w:t xml:space="preserve"> </w:t>
       </w:r>
+      <w:proofErr w:type="spellStart"/>
       <w:r>
         <w:rPr>
           <w:rFonts w:ascii="Consolas" w:eastAsia="Times New Roman" w:hAnsi="Consolas" w:cs="Times New Roman"/>
@@ -13124,6 +13388,7 @@
         </w:rPr>
         <w:t>img</w:t>
       </w:r>
+      <w:proofErr w:type="spellEnd"/>
       <w:r>
         <w:rPr>
           <w:rFonts w:ascii="Consolas" w:eastAsia="Times New Roman" w:hAnsi="Consolas" w:cs="Times New Roman"/>
@@ -13730,6 +13995,7 @@
         </w:rPr>
         <w:t xml:space="preserve">    </w:t>
       </w:r>
+      <w:proofErr w:type="gramStart"/>
       <w:r>
         <w:rPr>
           <w:rFonts w:ascii="Consolas" w:eastAsia="Times New Roman" w:hAnsi="Consolas" w:cs="Times New Roman"/>
@@ -13763,6 +14029,7 @@
         </w:rPr>
         <w:t>{</w:t>
       </w:r>
+      <w:proofErr w:type="gramEnd"/>
     </w:p>
     <w:p>
       <w:pPr>
@@ -14345,6 +14612,7 @@
         </w:rPr>
         <w:t xml:space="preserve">    </w:t>
       </w:r>
+      <w:proofErr w:type="gramStart"/>
       <w:r>
         <w:rPr>
           <w:rFonts w:ascii="Consolas" w:eastAsia="Times New Roman" w:hAnsi="Consolas" w:cs="Times New Roman"/>
@@ -14358,6 +14626,7 @@
         </w:rPr>
         <w:t>.</w:t>
       </w:r>
+      <w:proofErr w:type="spellStart"/>
       <w:r>
         <w:rPr>
           <w:rFonts w:ascii="Consolas" w:eastAsia="Times New Roman" w:hAnsi="Consolas" w:cs="Times New Roman"/>
@@ -14371,6 +14640,8 @@
         </w:rPr>
         <w:t>gridContainerMain</w:t>
       </w:r>
+      <w:proofErr w:type="spellEnd"/>
+      <w:proofErr w:type="gramEnd"/>
       <w:r>
         <w:rPr>
           <w:rFonts w:ascii="Consolas" w:eastAsia="Times New Roman" w:hAnsi="Consolas" w:cs="Times New Roman"/>
@@ -14625,6 +14896,7 @@
         </w:rPr>
         <w:t>(</w:t>
       </w:r>
+      <w:proofErr w:type="gramStart"/>
       <w:r>
         <w:rPr>
           <w:rFonts w:ascii="Consolas" w:eastAsia="Times New Roman" w:hAnsi="Consolas" w:cs="Times New Roman"/>
@@ -14636,6 +14908,7 @@
         </w:rPr>
         <w:t>max-height</w:t>
       </w:r>
+      <w:proofErr w:type="gramEnd"/>
       <w:r>
         <w:rPr>
           <w:rFonts w:ascii="Consolas" w:eastAsia="Times New Roman" w:hAnsi="Consolas" w:cs="Times New Roman"/>
@@ -14780,6 +15053,7 @@
         </w:rPr>
         <w:t xml:space="preserve">    </w:t>
       </w:r>
+      <w:proofErr w:type="gramStart"/>
       <w:r>
         <w:rPr>
           <w:rFonts w:ascii="Consolas" w:eastAsia="Times New Roman" w:hAnsi="Consolas" w:cs="Times New Roman"/>
@@ -14793,6 +15067,7 @@
         </w:rPr>
         <w:t>.</w:t>
       </w:r>
+      <w:proofErr w:type="spellStart"/>
       <w:r>
         <w:rPr>
           <w:rFonts w:ascii="Consolas" w:eastAsia="Times New Roman" w:hAnsi="Consolas" w:cs="Times New Roman"/>
@@ -14806,6 +15081,8 @@
         </w:rPr>
         <w:t>gridContainerMain</w:t>
       </w:r>
+      <w:proofErr w:type="spellEnd"/>
+      <w:proofErr w:type="gramEnd"/>
       <w:r>
         <w:rPr>
           <w:rFonts w:ascii="Consolas" w:eastAsia="Times New Roman" w:hAnsi="Consolas" w:cs="Times New Roman"/>
@@ -15286,17 +15563,7 @@
           <w:szCs w:val="18"/>
           <w14:ligatures w14:val="none"/>
         </w:rPr>
-        <w:t xml:space="preserve">Put the </w:t>
-      </w:r>
-      <w:r>
-        <w:rPr>
-          <w:rFonts w:ascii="Consolas" w:eastAsia="Times New Roman" w:hAnsi="Consolas" w:cs="Times New Roman"/>
-          <w:kern w:val="0"/>
-          <w:sz w:val="18"/>
-          <w:szCs w:val="18"/>
-          <w14:ligatures w14:val="none"/>
-        </w:rPr>
-        <w:t>overview section 3</w:t>
+        <w:t>Put the overview section 3</w:t>
       </w:r>
       <w:r>
         <w:rPr>
@@ -15705,67 +15972,51 @@
           <w:szCs w:val="18"/>
           <w14:ligatures w14:val="none"/>
         </w:rPr>
-        <w:t>Make the font size smaller when</w:t>
-      </w:r>
-      <w:r>
-        <w:rPr>
-          <w:rFonts w:ascii="Consolas" w:eastAsia="Times New Roman" w:hAnsi="Consolas" w:cs="Times New Roman"/>
-          <w:kern w:val="0"/>
-          <w:sz w:val="18"/>
-          <w:szCs w:val="18"/>
-          <w14:ligatures w14:val="none"/>
-        </w:rPr>
-        <w:t xml:space="preserve"> the page when it is less than </w:t>
-      </w:r>
-      <w:r>
-        <w:rPr>
-          <w:rFonts w:ascii="Consolas" w:eastAsia="Times New Roman" w:hAnsi="Consolas" w:cs="Times New Roman"/>
-          <w:kern w:val="0"/>
-          <w:sz w:val="18"/>
-          <w:szCs w:val="18"/>
-          <w14:ligatures w14:val="none"/>
-        </w:rPr>
-        <w:t>1100</w:t>
-      </w:r>
-      <w:r>
-        <w:rPr>
-          <w:rFonts w:ascii="Consolas" w:eastAsia="Times New Roman" w:hAnsi="Consolas" w:cs="Times New Roman"/>
-          <w:kern w:val="0"/>
-          <w:sz w:val="18"/>
-          <w:szCs w:val="18"/>
-          <w14:ligatures w14:val="none"/>
-        </w:rPr>
-        <w:t>px wide</w:t>
-      </w:r>
-      <w:r>
-        <w:rPr>
-          <w:rFonts w:ascii="Consolas" w:eastAsia="Times New Roman" w:hAnsi="Consolas" w:cs="Times New Roman"/>
-          <w:kern w:val="0"/>
-          <w:sz w:val="18"/>
-          <w:szCs w:val="18"/>
-          <w14:ligatures w14:val="none"/>
-        </w:rPr>
-        <w:t xml:space="preserve"> and 840px high</w:t>
-      </w:r>
-      <w:r>
-        <w:rPr>
-          <w:rFonts w:ascii="Consolas" w:eastAsia="Times New Roman" w:hAnsi="Consolas" w:cs="Times New Roman"/>
-          <w:kern w:val="0"/>
-          <w:sz w:val="18"/>
-          <w:szCs w:val="18"/>
-          <w14:ligatures w14:val="none"/>
-        </w:rPr>
-        <w:t>.</w:t>
-      </w:r>
-      <w:r>
-        <w:rPr>
-          <w:rFonts w:ascii="Consolas" w:eastAsia="Times New Roman" w:hAnsi="Consolas" w:cs="Times New Roman"/>
-          <w:kern w:val="0"/>
-          <w:sz w:val="18"/>
-          <w:szCs w:val="18"/>
-          <w14:ligatures w14:val="none"/>
-        </w:rPr>
-        <w:t xml:space="preserve"> This ensures that the text does not spill over when the area of the sections are small.</w:t>
+        <w:t xml:space="preserve">Make the font size smaller when the </w:t>
+      </w:r>
+      <w:proofErr w:type="gramStart"/>
+      <w:r>
+        <w:rPr>
+          <w:rFonts w:ascii="Consolas" w:eastAsia="Times New Roman" w:hAnsi="Consolas" w:cs="Times New Roman"/>
+          <w:kern w:val="0"/>
+          <w:sz w:val="18"/>
+          <w:szCs w:val="18"/>
+          <w14:ligatures w14:val="none"/>
+        </w:rPr>
+        <w:t>page when it</w:t>
+      </w:r>
+      <w:proofErr w:type="gramEnd"/>
+      <w:r>
+        <w:rPr>
+          <w:rFonts w:ascii="Consolas" w:eastAsia="Times New Roman" w:hAnsi="Consolas" w:cs="Times New Roman"/>
+          <w:kern w:val="0"/>
+          <w:sz w:val="18"/>
+          <w:szCs w:val="18"/>
+          <w14:ligatures w14:val="none"/>
+        </w:rPr>
+        <w:t xml:space="preserve"> is less than 1100px wide and 840px high. This ensures that the text does not spill over when the area of the sections </w:t>
+      </w:r>
+      <w:proofErr w:type="gramStart"/>
+      <w:r>
+        <w:rPr>
+          <w:rFonts w:ascii="Consolas" w:eastAsia="Times New Roman" w:hAnsi="Consolas" w:cs="Times New Roman"/>
+          <w:kern w:val="0"/>
+          <w:sz w:val="18"/>
+          <w:szCs w:val="18"/>
+          <w14:ligatures w14:val="none"/>
+        </w:rPr>
+        <w:t>are</w:t>
+      </w:r>
+      <w:proofErr w:type="gramEnd"/>
+      <w:r>
+        <w:rPr>
+          <w:rFonts w:ascii="Consolas" w:eastAsia="Times New Roman" w:hAnsi="Consolas" w:cs="Times New Roman"/>
+          <w:kern w:val="0"/>
+          <w:sz w:val="18"/>
+          <w:szCs w:val="18"/>
+          <w14:ligatures w14:val="none"/>
+        </w:rPr>
+        <w:t xml:space="preserve"> small.</w:t>
       </w:r>
     </w:p>
     <w:p>
@@ -15807,67 +16058,7 @@
           <w:szCs w:val="18"/>
           <w14:ligatures w14:val="none"/>
         </w:rPr>
-        <w:t xml:space="preserve">The following styles apply to the page when it is less than </w:t>
-      </w:r>
-      <w:r>
-        <w:rPr>
-          <w:rFonts w:ascii="Consolas" w:eastAsia="Times New Roman" w:hAnsi="Consolas" w:cs="Times New Roman"/>
-          <w:kern w:val="0"/>
-          <w:sz w:val="18"/>
-          <w:szCs w:val="18"/>
-          <w14:ligatures w14:val="none"/>
-        </w:rPr>
-        <w:t>7</w:t>
-      </w:r>
-      <w:r>
-        <w:rPr>
-          <w:rFonts w:ascii="Consolas" w:eastAsia="Times New Roman" w:hAnsi="Consolas" w:cs="Times New Roman"/>
-          <w:kern w:val="0"/>
-          <w:sz w:val="18"/>
-          <w:szCs w:val="18"/>
-          <w14:ligatures w14:val="none"/>
-        </w:rPr>
-        <w:t xml:space="preserve">00px </w:t>
-      </w:r>
-      <w:r>
-        <w:rPr>
-          <w:rFonts w:ascii="Consolas" w:eastAsia="Times New Roman" w:hAnsi="Consolas" w:cs="Times New Roman"/>
-          <w:kern w:val="0"/>
-          <w:sz w:val="18"/>
-          <w:szCs w:val="18"/>
-          <w14:ligatures w14:val="none"/>
-        </w:rPr>
-        <w:t>high</w:t>
-      </w:r>
-      <w:r>
-        <w:rPr>
-          <w:rFonts w:ascii="Consolas" w:eastAsia="Times New Roman" w:hAnsi="Consolas" w:cs="Times New Roman"/>
-          <w:kern w:val="0"/>
-          <w:sz w:val="18"/>
-          <w:szCs w:val="18"/>
-          <w14:ligatures w14:val="none"/>
-        </w:rPr>
-        <w:t xml:space="preserve">, </w:t>
-      </w:r>
-      <w:r>
-        <w:rPr>
-          <w:rFonts w:ascii="Consolas" w:eastAsia="Times New Roman" w:hAnsi="Consolas" w:cs="Times New Roman"/>
-          <w:kern w:val="0"/>
-          <w:sz w:val="18"/>
-          <w:szCs w:val="18"/>
-          <w14:ligatures w14:val="none"/>
-        </w:rPr>
-        <w:t>for when the window is resized to be very short</w:t>
-      </w:r>
-      <w:r>
-        <w:rPr>
-          <w:rFonts w:ascii="Consolas" w:eastAsia="Times New Roman" w:hAnsi="Consolas" w:cs="Times New Roman"/>
-          <w:kern w:val="0"/>
-          <w:sz w:val="18"/>
-          <w:szCs w:val="18"/>
-          <w14:ligatures w14:val="none"/>
-        </w:rPr>
-        <w:t>.</w:t>
+        <w:t>The following styles apply to the page when it is less than 700px high, for when the window is resized to be very short.</w:t>
       </w:r>
     </w:p>
     <w:p>
@@ -16023,6 +16214,7 @@
           <w14:ligatures w14:val="none"/>
         </w:rPr>
       </w:pPr>
+      <w:proofErr w:type="gramStart"/>
       <w:r>
         <w:rPr>
           <w:rFonts w:ascii="Consolas" w:eastAsia="Times New Roman" w:hAnsi="Consolas" w:cs="Times New Roman"/>
@@ -16037,6 +16229,7 @@
         <w:lastRenderedPageBreak/>
         <w:t>.</w:t>
       </w:r>
+      <w:proofErr w:type="spellStart"/>
       <w:r>
         <w:rPr>
           <w:rFonts w:ascii="Consolas" w:eastAsia="Times New Roman" w:hAnsi="Consolas" w:cs="Times New Roman"/>
@@ -16050,6 +16243,8 @@
         </w:rPr>
         <w:t>gridContainerFlex</w:t>
       </w:r>
+      <w:proofErr w:type="spellEnd"/>
+      <w:proofErr w:type="gramEnd"/>
       <w:r>
         <w:rPr>
           <w:rFonts w:ascii="Consolas" w:eastAsia="Times New Roman" w:hAnsi="Consolas" w:cs="Times New Roman"/>
@@ -16689,6 +16884,7 @@
         </w:rPr>
         <w:t xml:space="preserve"> </w:t>
       </w:r>
+      <w:proofErr w:type="gramStart"/>
       <w:r>
         <w:rPr>
           <w:rFonts w:ascii="Consolas" w:eastAsia="Times New Roman" w:hAnsi="Consolas" w:cs="Times New Roman"/>
@@ -16711,6 +16907,7 @@
         </w:rPr>
         <w:t>(</w:t>
       </w:r>
+      <w:proofErr w:type="gramEnd"/>
       <w:r>
         <w:rPr>
           <w:rFonts w:ascii="Consolas" w:eastAsia="Times New Roman" w:hAnsi="Consolas" w:cs="Times New Roman"/>
@@ -16860,6 +17057,7 @@
         </w:rPr>
         <w:t xml:space="preserve"> </w:t>
       </w:r>
+      <w:proofErr w:type="spellStart"/>
       <w:r>
         <w:rPr>
           <w:rFonts w:ascii="Consolas" w:eastAsia="Times New Roman" w:hAnsi="Consolas" w:cs="Times New Roman"/>
@@ -16871,6 +17069,7 @@
         </w:rPr>
         <w:t>auto</w:t>
       </w:r>
+      <w:proofErr w:type="spellEnd"/>
       <w:r>
         <w:rPr>
           <w:rFonts w:ascii="Consolas" w:eastAsia="Times New Roman" w:hAnsi="Consolas" w:cs="Times New Roman"/>
@@ -16882,6 +17081,7 @@
         </w:rPr>
         <w:t xml:space="preserve"> </w:t>
       </w:r>
+      <w:proofErr w:type="gramStart"/>
       <w:r>
         <w:rPr>
           <w:rFonts w:ascii="Consolas" w:eastAsia="Times New Roman" w:hAnsi="Consolas" w:cs="Times New Roman"/>
@@ -16904,6 +17104,7 @@
         </w:rPr>
         <w:t>(</w:t>
       </w:r>
+      <w:proofErr w:type="gramEnd"/>
       <w:r>
         <w:rPr>
           <w:rFonts w:ascii="Consolas" w:eastAsia="Times New Roman" w:hAnsi="Consolas" w:cs="Times New Roman"/>
@@ -17258,6 +17459,7 @@
           <w14:ligatures w14:val="none"/>
         </w:rPr>
       </w:pPr>
+      <w:proofErr w:type="gramStart"/>
       <w:r>
         <w:rPr>
           <w:rFonts w:ascii="Consolas" w:eastAsia="Times New Roman" w:hAnsi="Consolas" w:cs="Times New Roman"/>
@@ -17271,6 +17473,7 @@
         </w:rPr>
         <w:t>.</w:t>
       </w:r>
+      <w:proofErr w:type="spellStart"/>
       <w:r>
         <w:rPr>
           <w:rFonts w:ascii="Consolas" w:eastAsia="Times New Roman" w:hAnsi="Consolas" w:cs="Times New Roman"/>
@@ -17284,6 +17487,8 @@
         </w:rPr>
         <w:t>cardContainer</w:t>
       </w:r>
+      <w:proofErr w:type="spellEnd"/>
+      <w:proofErr w:type="gramEnd"/>
       <w:r>
         <w:rPr>
           <w:rFonts w:ascii="Consolas" w:eastAsia="Times New Roman" w:hAnsi="Consolas" w:cs="Times New Roman"/>
@@ -18213,7 +18418,29 @@
           <w:szCs w:val="18"/>
           <w14:ligatures w14:val="none"/>
         </w:rPr>
-        <w:t>Define 8 rows. The first two and last one are sized automatically, the remaining space is divided into 5 sections.</w:t>
+        <w:t xml:space="preserve">Define 8 rows. The first two and last one </w:t>
+      </w:r>
+      <w:proofErr w:type="gramStart"/>
+      <w:r>
+        <w:rPr>
+          <w:rFonts w:ascii="Consolas" w:eastAsia="Times New Roman" w:hAnsi="Consolas" w:cs="Times New Roman"/>
+          <w:kern w:val="0"/>
+          <w:sz w:val="18"/>
+          <w:szCs w:val="18"/>
+          <w14:ligatures w14:val="none"/>
+        </w:rPr>
+        <w:t>are</w:t>
+      </w:r>
+      <w:proofErr w:type="gramEnd"/>
+      <w:r>
+        <w:rPr>
+          <w:rFonts w:ascii="Consolas" w:eastAsia="Times New Roman" w:hAnsi="Consolas" w:cs="Times New Roman"/>
+          <w:kern w:val="0"/>
+          <w:sz w:val="18"/>
+          <w:szCs w:val="18"/>
+          <w14:ligatures w14:val="none"/>
+        </w:rPr>
+        <w:t xml:space="preserve"> sized automatically, the remaining space is divided into 5 sections.</w:t>
       </w:r>
     </w:p>
     <w:p>
@@ -18241,17 +18468,7 @@
           <w:szCs w:val="18"/>
           <w14:ligatures w14:val="none"/>
         </w:rPr>
-        <w:t>Put 8px between each grid item</w:t>
-      </w:r>
-      <w:r>
-        <w:rPr>
-          <w:rFonts w:ascii="Consolas" w:eastAsia="Times New Roman" w:hAnsi="Consolas" w:cs="Times New Roman"/>
-          <w:kern w:val="0"/>
-          <w:sz w:val="18"/>
-          <w:szCs w:val="18"/>
-          <w14:ligatures w14:val="none"/>
-        </w:rPr>
-        <w:t xml:space="preserve"> and between the items and the side of the container.</w:t>
+        <w:t>Put 8px between each grid item and between the items and the side of the container.</w:t>
       </w:r>
     </w:p>
     <w:p>
@@ -18549,6 +18766,7 @@
           <w14:ligatures w14:val="none"/>
         </w:rPr>
       </w:pPr>
+      <w:proofErr w:type="gramStart"/>
       <w:r>
         <w:rPr>
           <w:rFonts w:ascii="Consolas" w:eastAsia="Times New Roman" w:hAnsi="Consolas" w:cs="Times New Roman"/>
@@ -18574,7 +18792,21 @@
           <w:szCs w:val="18"/>
           <w14:ligatures w14:val="none"/>
         </w:rPr>
-        <w:t>flip-card</w:t>
+        <w:t>flip</w:t>
+      </w:r>
+      <w:proofErr w:type="gramEnd"/>
+      <w:r>
+        <w:rPr>
+          <w:rFonts w:ascii="Consolas" w:eastAsia="Times New Roman" w:hAnsi="Consolas" w:cs="Times New Roman"/>
+          <w:i/>
+          <w:iCs/>
+          <w:color w:val="ADDA78"/>
+          <w:kern w:val="0"/>
+          <w:sz w:val="18"/>
+          <w:szCs w:val="18"/>
+          <w14:ligatures w14:val="none"/>
+        </w:rPr>
+        <w:t>-card</w:t>
       </w:r>
       <w:r>
         <w:rPr>
@@ -19344,6 +19576,7 @@
           <w14:ligatures w14:val="none"/>
         </w:rPr>
       </w:pPr>
+      <w:proofErr w:type="gramStart"/>
       <w:r>
         <w:rPr>
           <w:rFonts w:ascii="Consolas" w:eastAsia="Times New Roman" w:hAnsi="Consolas" w:cs="Times New Roman"/>
@@ -19368,7 +19601,21 @@
           <w:szCs w:val="18"/>
           <w14:ligatures w14:val="none"/>
         </w:rPr>
-        <w:t>flip-card-inner</w:t>
+        <w:t>flip</w:t>
+      </w:r>
+      <w:proofErr w:type="gramEnd"/>
+      <w:r>
+        <w:rPr>
+          <w:rFonts w:ascii="Consolas" w:eastAsia="Times New Roman" w:hAnsi="Consolas" w:cs="Times New Roman"/>
+          <w:i/>
+          <w:iCs/>
+          <w:color w:val="ADDA78"/>
+          <w:kern w:val="0"/>
+          <w:sz w:val="18"/>
+          <w:szCs w:val="18"/>
+          <w14:ligatures w14:val="none"/>
+        </w:rPr>
+        <w:t>-card-inner</w:t>
       </w:r>
       <w:r>
         <w:rPr>
@@ -19851,6 +20098,7 @@
           <w14:ligatures w14:val="none"/>
         </w:rPr>
       </w:pPr>
+      <w:proofErr w:type="gramStart"/>
       <w:r>
         <w:rPr>
           <w:rFonts w:ascii="Consolas" w:eastAsia="Times New Roman" w:hAnsi="Consolas" w:cs="Times New Roman"/>
@@ -19864,6 +20112,7 @@
         </w:rPr>
         <w:t>.</w:t>
       </w:r>
+      <w:proofErr w:type="spellStart"/>
       <w:r>
         <w:rPr>
           <w:rFonts w:ascii="Consolas" w:eastAsia="Times New Roman" w:hAnsi="Consolas" w:cs="Times New Roman"/>
@@ -19875,7 +20124,35 @@
           <w:szCs w:val="18"/>
           <w14:ligatures w14:val="none"/>
         </w:rPr>
-        <w:t>flip-card</w:t>
+        <w:t>flip</w:t>
+      </w:r>
+      <w:proofErr w:type="gramEnd"/>
+      <w:r>
+        <w:rPr>
+          <w:rFonts w:ascii="Consolas" w:eastAsia="Times New Roman" w:hAnsi="Consolas" w:cs="Times New Roman"/>
+          <w:i/>
+          <w:iCs/>
+          <w:color w:val="ADDA78"/>
+          <w:kern w:val="0"/>
+          <w:sz w:val="18"/>
+          <w:szCs w:val="18"/>
+          <w14:ligatures w14:val="none"/>
+        </w:rPr>
+        <w:t>-</w:t>
+      </w:r>
+      <w:proofErr w:type="gramStart"/>
+      <w:r>
+        <w:rPr>
+          <w:rFonts w:ascii="Consolas" w:eastAsia="Times New Roman" w:hAnsi="Consolas" w:cs="Times New Roman"/>
+          <w:i/>
+          <w:iCs/>
+          <w:color w:val="ADDA78"/>
+          <w:kern w:val="0"/>
+          <w:sz w:val="18"/>
+          <w:szCs w:val="18"/>
+          <w14:ligatures w14:val="none"/>
+        </w:rPr>
+        <w:t>card</w:t>
       </w:r>
       <w:r>
         <w:rPr>
@@ -19903,6 +20180,7 @@
         </w:rPr>
         <w:t>hover</w:t>
       </w:r>
+      <w:proofErr w:type="spellEnd"/>
       <w:r>
         <w:rPr>
           <w:rFonts w:ascii="Consolas" w:eastAsia="Times New Roman" w:hAnsi="Consolas" w:cs="Times New Roman"/>
@@ -19938,7 +20216,21 @@
           <w:szCs w:val="18"/>
           <w14:ligatures w14:val="none"/>
         </w:rPr>
-        <w:t>flip-card-inner</w:t>
+        <w:t>flip</w:t>
+      </w:r>
+      <w:proofErr w:type="gramEnd"/>
+      <w:r>
+        <w:rPr>
+          <w:rFonts w:ascii="Consolas" w:eastAsia="Times New Roman" w:hAnsi="Consolas" w:cs="Times New Roman"/>
+          <w:i/>
+          <w:iCs/>
+          <w:color w:val="ADDA78"/>
+          <w:kern w:val="0"/>
+          <w:sz w:val="18"/>
+          <w:szCs w:val="18"/>
+          <w14:ligatures w14:val="none"/>
+        </w:rPr>
+        <w:t>-card-inner</w:t>
       </w:r>
       <w:r>
         <w:rPr>
@@ -20009,6 +20301,7 @@
         </w:rPr>
         <w:t xml:space="preserve"> </w:t>
       </w:r>
+      <w:proofErr w:type="spellStart"/>
       <w:r>
         <w:rPr>
           <w:rFonts w:ascii="Consolas" w:eastAsia="Times New Roman" w:hAnsi="Consolas" w:cs="Times New Roman"/>
@@ -20020,6 +20313,7 @@
         </w:rPr>
         <w:t>rotateY</w:t>
       </w:r>
+      <w:proofErr w:type="spellEnd"/>
       <w:r>
         <w:rPr>
           <w:rFonts w:ascii="Consolas" w:eastAsia="Times New Roman" w:hAnsi="Consolas" w:cs="Times New Roman"/>
@@ -20103,6 +20397,7 @@
           <w14:ligatures w14:val="none"/>
         </w:rPr>
       </w:pPr>
+      <w:proofErr w:type="gramStart"/>
       <w:r>
         <w:rPr>
           <w:rFonts w:ascii="Consolas" w:eastAsia="Times New Roman" w:hAnsi="Consolas" w:cs="Times New Roman"/>
@@ -20116,6 +20411,7 @@
         </w:rPr>
         <w:t>.</w:t>
       </w:r>
+      <w:proofErr w:type="spellStart"/>
       <w:r>
         <w:rPr>
           <w:rFonts w:ascii="Consolas" w:eastAsia="Times New Roman" w:hAnsi="Consolas" w:cs="Times New Roman"/>
@@ -20127,7 +20423,35 @@
           <w:szCs w:val="18"/>
           <w14:ligatures w14:val="none"/>
         </w:rPr>
-        <w:t>flip-card</w:t>
+        <w:t>flip</w:t>
+      </w:r>
+      <w:proofErr w:type="gramEnd"/>
+      <w:r>
+        <w:rPr>
+          <w:rFonts w:ascii="Consolas" w:eastAsia="Times New Roman" w:hAnsi="Consolas" w:cs="Times New Roman"/>
+          <w:i/>
+          <w:iCs/>
+          <w:color w:val="ADDA78"/>
+          <w:kern w:val="0"/>
+          <w:sz w:val="18"/>
+          <w:szCs w:val="18"/>
+          <w14:ligatures w14:val="none"/>
+        </w:rPr>
+        <w:t>-</w:t>
+      </w:r>
+      <w:proofErr w:type="gramStart"/>
+      <w:r>
+        <w:rPr>
+          <w:rFonts w:ascii="Consolas" w:eastAsia="Times New Roman" w:hAnsi="Consolas" w:cs="Times New Roman"/>
+          <w:i/>
+          <w:iCs/>
+          <w:color w:val="ADDA78"/>
+          <w:kern w:val="0"/>
+          <w:sz w:val="18"/>
+          <w:szCs w:val="18"/>
+          <w14:ligatures w14:val="none"/>
+        </w:rPr>
+        <w:t>card</w:t>
       </w:r>
       <w:r>
         <w:rPr>
@@ -20155,6 +20479,8 @@
         </w:rPr>
         <w:t>hover</w:t>
       </w:r>
+      <w:proofErr w:type="spellEnd"/>
+      <w:proofErr w:type="gramEnd"/>
       <w:r>
         <w:rPr>
           <w:rFonts w:ascii="Consolas" w:eastAsia="Times New Roman" w:hAnsi="Consolas" w:cs="Times New Roman"/>
@@ -20387,6 +20713,7 @@
         </w:rPr>
         <w:t xml:space="preserve"> </w:t>
       </w:r>
+      <w:proofErr w:type="gramStart"/>
       <w:r>
         <w:rPr>
           <w:rFonts w:ascii="Consolas" w:eastAsia="Times New Roman" w:hAnsi="Consolas" w:cs="Times New Roman"/>
@@ -20409,6 +20736,7 @@
         </w:rPr>
         <w:t>(</w:t>
       </w:r>
+      <w:proofErr w:type="gramEnd"/>
       <w:r>
         <w:rPr>
           <w:rFonts w:ascii="Consolas" w:eastAsia="Times New Roman" w:hAnsi="Consolas" w:cs="Times New Roman"/>
@@ -20503,6 +20831,7 @@
           <w14:ligatures w14:val="none"/>
         </w:rPr>
       </w:pPr>
+      <w:proofErr w:type="gramStart"/>
       <w:r>
         <w:rPr>
           <w:rFonts w:ascii="Consolas" w:eastAsia="Times New Roman" w:hAnsi="Consolas" w:cs="Times New Roman"/>
@@ -20527,8 +20856,23 @@
           <w:szCs w:val="18"/>
           <w14:ligatures w14:val="none"/>
         </w:rPr>
-        <w:t>flip-card-front</w:t>
-      </w:r>
+        <w:t>flip</w:t>
+      </w:r>
+      <w:proofErr w:type="gramEnd"/>
+      <w:r>
+        <w:rPr>
+          <w:rFonts w:ascii="Consolas" w:eastAsia="Times New Roman" w:hAnsi="Consolas" w:cs="Times New Roman"/>
+          <w:i/>
+          <w:iCs/>
+          <w:color w:val="ADDA78"/>
+          <w:kern w:val="0"/>
+          <w:sz w:val="18"/>
+          <w:szCs w:val="18"/>
+          <w14:ligatures w14:val="none"/>
+        </w:rPr>
+        <w:t>-card-front</w:t>
+      </w:r>
+      <w:proofErr w:type="gramStart"/>
       <w:r>
         <w:rPr>
           <w:rFonts w:ascii="Consolas" w:eastAsia="Times New Roman" w:hAnsi="Consolas" w:cs="Times New Roman"/>
@@ -20575,7 +20919,21 @@
           <w:szCs w:val="18"/>
           <w14:ligatures w14:val="none"/>
         </w:rPr>
-        <w:t>flip-card-back</w:t>
+        <w:t>flip</w:t>
+      </w:r>
+      <w:proofErr w:type="gramEnd"/>
+      <w:r>
+        <w:rPr>
+          <w:rFonts w:ascii="Consolas" w:eastAsia="Times New Roman" w:hAnsi="Consolas" w:cs="Times New Roman"/>
+          <w:i/>
+          <w:iCs/>
+          <w:color w:val="ADDA78"/>
+          <w:kern w:val="0"/>
+          <w:sz w:val="18"/>
+          <w:szCs w:val="18"/>
+          <w14:ligatures w14:val="none"/>
+        </w:rPr>
+        <w:t>-card-back</w:t>
       </w:r>
       <w:r>
         <w:rPr>
@@ -20799,7 +21157,31 @@
           <w:szCs w:val="18"/>
           <w14:ligatures w14:val="none"/>
         </w:rPr>
-        <w:t>  backface-visibility</w:t>
+        <w:t xml:space="preserve">  </w:t>
+      </w:r>
+      <w:proofErr w:type="spellStart"/>
+      <w:r>
+        <w:rPr>
+          <w:rFonts w:ascii="Consolas" w:eastAsia="Times New Roman" w:hAnsi="Consolas" w:cs="Times New Roman"/>
+          <w:color w:val="FFF1F3"/>
+          <w:kern w:val="0"/>
+          <w:sz w:val="18"/>
+          <w:szCs w:val="18"/>
+          <w14:ligatures w14:val="none"/>
+        </w:rPr>
+        <w:t>backface</w:t>
+      </w:r>
+      <w:proofErr w:type="spellEnd"/>
+      <w:r>
+        <w:rPr>
+          <w:rFonts w:ascii="Consolas" w:eastAsia="Times New Roman" w:hAnsi="Consolas" w:cs="Times New Roman"/>
+          <w:color w:val="FFF1F3"/>
+          <w:kern w:val="0"/>
+          <w:sz w:val="18"/>
+          <w:szCs w:val="18"/>
+          <w14:ligatures w14:val="none"/>
+        </w:rPr>
+        <w:t>-visibility</w:t>
       </w:r>
       <w:r>
         <w:rPr>
@@ -21033,6 +21415,7 @@
         </w:rPr>
         <w:t xml:space="preserve"> </w:t>
       </w:r>
+      <w:proofErr w:type="spellStart"/>
       <w:r>
         <w:rPr>
           <w:rFonts w:ascii="Consolas" w:eastAsia="Times New Roman" w:hAnsi="Consolas" w:cs="Times New Roman"/>
@@ -21055,6 +21438,7 @@
         </w:rPr>
         <w:t>px</w:t>
       </w:r>
+      <w:proofErr w:type="spellEnd"/>
       <w:r>
         <w:rPr>
           <w:rFonts w:ascii="Consolas" w:eastAsia="Times New Roman" w:hAnsi="Consolas" w:cs="Times New Roman"/>
@@ -21066,6 +21450,7 @@
         </w:rPr>
         <w:t xml:space="preserve"> </w:t>
       </w:r>
+      <w:proofErr w:type="spellStart"/>
       <w:r>
         <w:rPr>
           <w:rFonts w:ascii="Consolas" w:eastAsia="Times New Roman" w:hAnsi="Consolas" w:cs="Times New Roman"/>
@@ -21088,6 +21473,7 @@
         </w:rPr>
         <w:t>px</w:t>
       </w:r>
+      <w:proofErr w:type="spellEnd"/>
       <w:r>
         <w:rPr>
           <w:rFonts w:ascii="Consolas" w:eastAsia="Times New Roman" w:hAnsi="Consolas" w:cs="Times New Roman"/>
@@ -21186,17 +21572,7 @@
           <w:szCs w:val="18"/>
           <w14:ligatures w14:val="none"/>
         </w:rPr>
-        <w:t>Set a basis width and a height for the card</w:t>
-      </w:r>
-      <w:r>
-        <w:rPr>
-          <w:rFonts w:ascii="Consolas" w:eastAsia="Times New Roman" w:hAnsi="Consolas" w:cs="Times New Roman"/>
-          <w:kern w:val="0"/>
-          <w:sz w:val="18"/>
-          <w:szCs w:val="18"/>
-          <w14:ligatures w14:val="none"/>
-        </w:rPr>
-        <w:t>.</w:t>
+        <w:t>Set a basis width and a height for the card.</w:t>
       </w:r>
     </w:p>
     <w:p>
@@ -21336,7 +21712,29 @@
           <w:szCs w:val="18"/>
           <w14:ligatures w14:val="none"/>
         </w:rPr>
-        <w:t>Have the transformations start from the top center of the card so it expands downward instead of around.</w:t>
+        <w:t xml:space="preserve">Have the transformations </w:t>
+      </w:r>
+      <w:proofErr w:type="gramStart"/>
+      <w:r>
+        <w:rPr>
+          <w:rFonts w:ascii="Consolas" w:eastAsia="Times New Roman" w:hAnsi="Consolas" w:cs="Times New Roman"/>
+          <w:kern w:val="0"/>
+          <w:sz w:val="18"/>
+          <w:szCs w:val="18"/>
+          <w14:ligatures w14:val="none"/>
+        </w:rPr>
+        <w:t>start</w:t>
+      </w:r>
+      <w:proofErr w:type="gramEnd"/>
+      <w:r>
+        <w:rPr>
+          <w:rFonts w:ascii="Consolas" w:eastAsia="Times New Roman" w:hAnsi="Consolas" w:cs="Times New Roman"/>
+          <w:kern w:val="0"/>
+          <w:sz w:val="18"/>
+          <w:szCs w:val="18"/>
+          <w14:ligatures w14:val="none"/>
+        </w:rPr>
+        <w:t xml:space="preserve"> from the top center of the card so it expands downward instead of around.</w:t>
       </w:r>
     </w:p>
     <w:p>
@@ -21434,27 +21832,29 @@
           <w:szCs w:val="18"/>
           <w14:ligatures w14:val="none"/>
         </w:rPr>
-        <w:t xml:space="preserve">Add the transition and have </w:t>
-      </w:r>
-      <w:r>
-        <w:rPr>
-          <w:rFonts w:ascii="Consolas" w:eastAsia="Times New Roman" w:hAnsi="Consolas" w:cs="Times New Roman"/>
-          <w:kern w:val="0"/>
-          <w:sz w:val="18"/>
-          <w:szCs w:val="18"/>
-          <w14:ligatures w14:val="none"/>
-        </w:rPr>
-        <w:t>it</w:t>
-      </w:r>
-      <w:r>
-        <w:rPr>
-          <w:rFonts w:ascii="Consolas" w:eastAsia="Times New Roman" w:hAnsi="Consolas" w:cs="Times New Roman"/>
-          <w:kern w:val="0"/>
-          <w:sz w:val="18"/>
-          <w:szCs w:val="18"/>
-          <w14:ligatures w14:val="none"/>
-        </w:rPr>
-        <w:t xml:space="preserve"> take 800ms to complete.</w:t>
+        <w:t xml:space="preserve">Add the transition and have it </w:t>
+      </w:r>
+      <w:proofErr w:type="gramStart"/>
+      <w:r>
+        <w:rPr>
+          <w:rFonts w:ascii="Consolas" w:eastAsia="Times New Roman" w:hAnsi="Consolas" w:cs="Times New Roman"/>
+          <w:kern w:val="0"/>
+          <w:sz w:val="18"/>
+          <w:szCs w:val="18"/>
+          <w14:ligatures w14:val="none"/>
+        </w:rPr>
+        <w:t>take</w:t>
+      </w:r>
+      <w:proofErr w:type="gramEnd"/>
+      <w:r>
+        <w:rPr>
+          <w:rFonts w:ascii="Consolas" w:eastAsia="Times New Roman" w:hAnsi="Consolas" w:cs="Times New Roman"/>
+          <w:kern w:val="0"/>
+          <w:sz w:val="18"/>
+          <w:szCs w:val="18"/>
+          <w14:ligatures w14:val="none"/>
+        </w:rPr>
+        <w:t xml:space="preserve"> 800ms to complete.</w:t>
       </w:r>
     </w:p>
     <w:p>
@@ -21558,27 +21958,7 @@
           <w:szCs w:val="18"/>
           <w14:ligatures w14:val="none"/>
         </w:rPr>
-        <w:t xml:space="preserve">Increase the margins around </w:t>
-      </w:r>
-      <w:r>
-        <w:rPr>
-          <w:rFonts w:ascii="Consolas" w:eastAsia="Times New Roman" w:hAnsi="Consolas" w:cs="Times New Roman"/>
-          <w:kern w:val="0"/>
-          <w:sz w:val="18"/>
-          <w:szCs w:val="18"/>
-          <w14:ligatures w14:val="none"/>
-        </w:rPr>
-        <w:t>the card when it is moused over</w:t>
-      </w:r>
-      <w:r>
-        <w:rPr>
-          <w:rFonts w:ascii="Consolas" w:eastAsia="Times New Roman" w:hAnsi="Consolas" w:cs="Times New Roman"/>
-          <w:kern w:val="0"/>
-          <w:sz w:val="18"/>
-          <w:szCs w:val="18"/>
-          <w14:ligatures w14:val="none"/>
-        </w:rPr>
-        <w:t>. This gives the effect of pushing other cards away.</w:t>
+        <w:t>Increase the margins around the card when it is moused over. This gives the effect of pushing other cards away.</w:t>
       </w:r>
     </w:p>
     <w:p>
@@ -21760,34 +22140,57 @@
           <w:szCs w:val="18"/>
           <w14:ligatures w14:val="none"/>
         </w:rPr>
-        <w:t>Light shadow around each card for a stronger 3d effect.</w:t>
-      </w:r>
-    </w:p>
-    <w:p>
-      <w:pPr>
-        <w:spacing w:after="0" w:line="285" w:lineRule="atLeast"/>
-        <w:rPr>
-          <w:rFonts w:ascii="Consolas" w:eastAsia="Times New Roman" w:hAnsi="Consolas" w:cs="Times New Roman"/>
-          <w:kern w:val="0"/>
-          <w:sz w:val="18"/>
-          <w:szCs w:val="18"/>
-          <w14:ligatures w14:val="none"/>
-        </w:rPr>
-      </w:pPr>
-    </w:p>
-    <w:p>
-      <w:pPr>
-        <w:shd w:val="clear" w:color="auto" w:fill="2C2525"/>
-        <w:spacing w:after="0" w:line="285" w:lineRule="atLeast"/>
-        <w:rPr>
-          <w:rFonts w:ascii="Consolas" w:eastAsia="Times New Roman" w:hAnsi="Consolas" w:cs="Times New Roman"/>
-          <w:color w:val="FFF1F3"/>
-          <w:kern w:val="0"/>
-          <w:sz w:val="18"/>
-          <w:szCs w:val="18"/>
-          <w14:ligatures w14:val="none"/>
-        </w:rPr>
-      </w:pPr>
+        <w:t xml:space="preserve">Light shadow around each card for a stronger </w:t>
+      </w:r>
+      <w:proofErr w:type="gramStart"/>
+      <w:r>
+        <w:rPr>
+          <w:rFonts w:ascii="Consolas" w:eastAsia="Times New Roman" w:hAnsi="Consolas" w:cs="Times New Roman"/>
+          <w:kern w:val="0"/>
+          <w:sz w:val="18"/>
+          <w:szCs w:val="18"/>
+          <w14:ligatures w14:val="none"/>
+        </w:rPr>
+        <w:t>3d</w:t>
+      </w:r>
+      <w:proofErr w:type="gramEnd"/>
+      <w:r>
+        <w:rPr>
+          <w:rFonts w:ascii="Consolas" w:eastAsia="Times New Roman" w:hAnsi="Consolas" w:cs="Times New Roman"/>
+          <w:kern w:val="0"/>
+          <w:sz w:val="18"/>
+          <w:szCs w:val="18"/>
+          <w14:ligatures w14:val="none"/>
+        </w:rPr>
+        <w:t xml:space="preserve"> effect.</w:t>
+      </w:r>
+    </w:p>
+    <w:p>
+      <w:pPr>
+        <w:spacing w:after="0" w:line="285" w:lineRule="atLeast"/>
+        <w:rPr>
+          <w:rFonts w:ascii="Consolas" w:eastAsia="Times New Roman" w:hAnsi="Consolas" w:cs="Times New Roman"/>
+          <w:kern w:val="0"/>
+          <w:sz w:val="18"/>
+          <w:szCs w:val="18"/>
+          <w14:ligatures w14:val="none"/>
+        </w:rPr>
+      </w:pPr>
+    </w:p>
+    <w:p>
+      <w:pPr>
+        <w:shd w:val="clear" w:color="auto" w:fill="2C2525"/>
+        <w:spacing w:after="0" w:line="285" w:lineRule="atLeast"/>
+        <w:rPr>
+          <w:rFonts w:ascii="Consolas" w:eastAsia="Times New Roman" w:hAnsi="Consolas" w:cs="Times New Roman"/>
+          <w:color w:val="FFF1F3"/>
+          <w:kern w:val="0"/>
+          <w:sz w:val="18"/>
+          <w:szCs w:val="18"/>
+          <w14:ligatures w14:val="none"/>
+        </w:rPr>
+      </w:pPr>
+      <w:proofErr w:type="gramStart"/>
       <w:r>
         <w:rPr>
           <w:rFonts w:ascii="Consolas" w:eastAsia="Times New Roman" w:hAnsi="Consolas" w:cs="Times New Roman"/>
@@ -21813,7 +22216,21 @@
           <w:szCs w:val="18"/>
           <w14:ligatures w14:val="none"/>
         </w:rPr>
-        <w:t>flip-card-front</w:t>
+        <w:t>flip</w:t>
+      </w:r>
+      <w:proofErr w:type="gramEnd"/>
+      <w:r>
+        <w:rPr>
+          <w:rFonts w:ascii="Consolas" w:eastAsia="Times New Roman" w:hAnsi="Consolas" w:cs="Times New Roman"/>
+          <w:i/>
+          <w:iCs/>
+          <w:color w:val="ADDA78"/>
+          <w:kern w:val="0"/>
+          <w:sz w:val="18"/>
+          <w:szCs w:val="18"/>
+          <w14:ligatures w14:val="none"/>
+        </w:rPr>
+        <w:t>-card-front</w:t>
       </w:r>
       <w:r>
         <w:rPr>
@@ -22097,6 +22514,7 @@
           <w14:ligatures w14:val="none"/>
         </w:rPr>
       </w:pPr>
+      <w:proofErr w:type="gramStart"/>
       <w:r>
         <w:rPr>
           <w:rFonts w:ascii="Consolas" w:eastAsia="Times New Roman" w:hAnsi="Consolas" w:cs="Times New Roman"/>
@@ -22121,7 +22539,21 @@
           <w:szCs w:val="18"/>
           <w14:ligatures w14:val="none"/>
         </w:rPr>
-        <w:t>flip-card-front</w:t>
+        <w:t>flip</w:t>
+      </w:r>
+      <w:proofErr w:type="gramEnd"/>
+      <w:r>
+        <w:rPr>
+          <w:rFonts w:ascii="Consolas" w:eastAsia="Times New Roman" w:hAnsi="Consolas" w:cs="Times New Roman"/>
+          <w:i/>
+          <w:iCs/>
+          <w:color w:val="ADDA78"/>
+          <w:kern w:val="0"/>
+          <w:sz w:val="18"/>
+          <w:szCs w:val="18"/>
+          <w14:ligatures w14:val="none"/>
+        </w:rPr>
+        <w:t>-card-front</w:t>
       </w:r>
       <w:r>
         <w:rPr>
@@ -22134,6 +22566,8 @@
         </w:rPr>
         <w:t xml:space="preserve"> </w:t>
       </w:r>
+      <w:proofErr w:type="spellStart"/>
+      <w:proofErr w:type="gramStart"/>
       <w:r>
         <w:rPr>
           <w:rFonts w:ascii="Consolas" w:eastAsia="Times New Roman" w:hAnsi="Consolas" w:cs="Times New Roman"/>
@@ -22145,6 +22579,7 @@
         </w:rPr>
         <w:t>img</w:t>
       </w:r>
+      <w:proofErr w:type="spellEnd"/>
       <w:r>
         <w:rPr>
           <w:rFonts w:ascii="Consolas" w:eastAsia="Times New Roman" w:hAnsi="Consolas" w:cs="Times New Roman"/>
@@ -22156,31 +22591,45 @@
         </w:rPr>
         <w:t>{</w:t>
       </w:r>
-    </w:p>
-    <w:p>
-      <w:pPr>
-        <w:shd w:val="clear" w:color="auto" w:fill="2C2525"/>
-        <w:spacing w:after="0" w:line="285" w:lineRule="atLeast"/>
-        <w:rPr>
-          <w:rFonts w:ascii="Consolas" w:eastAsia="Times New Roman" w:hAnsi="Consolas" w:cs="Times New Roman"/>
-          <w:color w:val="948A8B"/>
-          <w:kern w:val="0"/>
-          <w:sz w:val="18"/>
-          <w:szCs w:val="18"/>
-          <w14:ligatures w14:val="none"/>
-        </w:rPr>
-      </w:pPr>
-      <w:r>
-        <w:rPr>
-          <w:rFonts w:ascii="Consolas" w:eastAsia="Times New Roman" w:hAnsi="Consolas" w:cs="Times New Roman"/>
-          <w:color w:val="FFF1F3"/>
-          <w:kern w:val="0"/>
-          <w:sz w:val="18"/>
-          <w:szCs w:val="18"/>
-          <w14:ligatures w14:val="none"/>
-        </w:rPr>
-        <w:t>  max-width</w:t>
-      </w:r>
+      <w:proofErr w:type="gramEnd"/>
+    </w:p>
+    <w:p>
+      <w:pPr>
+        <w:shd w:val="clear" w:color="auto" w:fill="2C2525"/>
+        <w:spacing w:after="0" w:line="285" w:lineRule="atLeast"/>
+        <w:rPr>
+          <w:rFonts w:ascii="Consolas" w:eastAsia="Times New Roman" w:hAnsi="Consolas" w:cs="Times New Roman"/>
+          <w:color w:val="948A8B"/>
+          <w:kern w:val="0"/>
+          <w:sz w:val="18"/>
+          <w:szCs w:val="18"/>
+          <w14:ligatures w14:val="none"/>
+        </w:rPr>
+      </w:pPr>
+      <w:r>
+        <w:rPr>
+          <w:rFonts w:ascii="Consolas" w:eastAsia="Times New Roman" w:hAnsi="Consolas" w:cs="Times New Roman"/>
+          <w:color w:val="FFF1F3"/>
+          <w:kern w:val="0"/>
+          <w:sz w:val="18"/>
+          <w:szCs w:val="18"/>
+          <w14:ligatures w14:val="none"/>
+        </w:rPr>
+        <w:t xml:space="preserve">  </w:t>
+      </w:r>
+      <w:proofErr w:type="gramStart"/>
+      <w:r>
+        <w:rPr>
+          <w:rFonts w:ascii="Consolas" w:eastAsia="Times New Roman" w:hAnsi="Consolas" w:cs="Times New Roman"/>
+          <w:color w:val="FFF1F3"/>
+          <w:kern w:val="0"/>
+          <w:sz w:val="18"/>
+          <w:szCs w:val="18"/>
+          <w14:ligatures w14:val="none"/>
+        </w:rPr>
+        <w:t>max-width</w:t>
+      </w:r>
+      <w:proofErr w:type="gramEnd"/>
       <w:r>
         <w:rPr>
           <w:rFonts w:ascii="Consolas" w:eastAsia="Times New Roman" w:hAnsi="Consolas" w:cs="Times New Roman"/>
@@ -22369,6 +22818,7 @@
           <w14:ligatures w14:val="none"/>
         </w:rPr>
       </w:pPr>
+      <w:proofErr w:type="gramStart"/>
       <w:r>
         <w:rPr>
           <w:rFonts w:ascii="Consolas" w:eastAsia="Times New Roman" w:hAnsi="Consolas" w:cs="Times New Roman"/>
@@ -22393,7 +22843,21 @@
           <w:szCs w:val="18"/>
           <w14:ligatures w14:val="none"/>
         </w:rPr>
-        <w:t>flip-card-back</w:t>
+        <w:t>flip</w:t>
+      </w:r>
+      <w:proofErr w:type="gramEnd"/>
+      <w:r>
+        <w:rPr>
+          <w:rFonts w:ascii="Consolas" w:eastAsia="Times New Roman" w:hAnsi="Consolas" w:cs="Times New Roman"/>
+          <w:i/>
+          <w:iCs/>
+          <w:color w:val="ADDA78"/>
+          <w:kern w:val="0"/>
+          <w:sz w:val="18"/>
+          <w:szCs w:val="18"/>
+          <w14:ligatures w14:val="none"/>
+        </w:rPr>
+        <w:t>-card-back</w:t>
       </w:r>
       <w:r>
         <w:rPr>
@@ -22440,7 +22904,19 @@
           <w:szCs w:val="18"/>
           <w14:ligatures w14:val="none"/>
         </w:rPr>
-        <w:t>  background-color</w:t>
+        <w:t>  background-</w:t>
+      </w:r>
+      <w:proofErr w:type="gramStart"/>
+      <w:r>
+        <w:rPr>
+          <w:rFonts w:ascii="Consolas" w:eastAsia="Times New Roman" w:hAnsi="Consolas" w:cs="Times New Roman"/>
+          <w:color w:val="FFF1F3"/>
+          <w:kern w:val="0"/>
+          <w:sz w:val="18"/>
+          <w:szCs w:val="18"/>
+          <w14:ligatures w14:val="none"/>
+        </w:rPr>
+        <w:t>color</w:t>
       </w:r>
       <w:r>
         <w:rPr>
@@ -22475,6 +22951,7 @@
         </w:rPr>
         <w:t>#</w:t>
       </w:r>
+      <w:proofErr w:type="gramEnd"/>
       <w:r>
         <w:rPr>
           <w:rFonts w:ascii="Consolas" w:eastAsia="Times New Roman" w:hAnsi="Consolas" w:cs="Times New Roman"/>
@@ -22534,7 +23011,19 @@
           <w:szCs w:val="18"/>
           <w14:ligatures w14:val="none"/>
         </w:rPr>
-        <w:t>  text-align</w:t>
+        <w:t>  text-</w:t>
+      </w:r>
+      <w:proofErr w:type="gramStart"/>
+      <w:r>
+        <w:rPr>
+          <w:rFonts w:ascii="Consolas" w:eastAsia="Times New Roman" w:hAnsi="Consolas" w:cs="Times New Roman"/>
+          <w:color w:val="FFF1F3"/>
+          <w:kern w:val="0"/>
+          <w:sz w:val="18"/>
+          <w:szCs w:val="18"/>
+          <w14:ligatures w14:val="none"/>
+        </w:rPr>
+        <w:t>align</w:t>
       </w:r>
       <w:r>
         <w:rPr>
@@ -22547,6 +23036,7 @@
         </w:rPr>
         <w:t>:</w:t>
       </w:r>
+      <w:proofErr w:type="gramEnd"/>
       <w:r>
         <w:rPr>
           <w:rFonts w:ascii="Consolas" w:eastAsia="Times New Roman" w:hAnsi="Consolas" w:cs="Times New Roman"/>
@@ -22768,6 +23258,7 @@
         </w:rPr>
         <w:t xml:space="preserve"> </w:t>
       </w:r>
+      <w:proofErr w:type="spellStart"/>
       <w:r>
         <w:rPr>
           <w:rFonts w:ascii="Consolas" w:eastAsia="Times New Roman" w:hAnsi="Consolas" w:cs="Times New Roman"/>
@@ -22779,6 +23270,7 @@
         </w:rPr>
         <w:t>rotateY</w:t>
       </w:r>
+      <w:proofErr w:type="spellEnd"/>
       <w:r>
         <w:rPr>
           <w:rFonts w:ascii="Consolas" w:eastAsia="Times New Roman" w:hAnsi="Consolas" w:cs="Times New Roman"/>
@@ -22950,6 +23442,7 @@
         </w:rPr>
         <w:t>(</w:t>
       </w:r>
+      <w:proofErr w:type="gramStart"/>
       <w:r>
         <w:rPr>
           <w:rFonts w:ascii="Consolas" w:eastAsia="Times New Roman" w:hAnsi="Consolas" w:cs="Times New Roman"/>
@@ -22961,6 +23454,7 @@
         </w:rPr>
         <w:t>max-width</w:t>
       </w:r>
+      <w:proofErr w:type="gramEnd"/>
       <w:r>
         <w:rPr>
           <w:rFonts w:ascii="Consolas" w:eastAsia="Times New Roman" w:hAnsi="Consolas" w:cs="Times New Roman"/>
@@ -23105,6 +23599,7 @@
         </w:rPr>
         <w:t xml:space="preserve">  </w:t>
       </w:r>
+      <w:proofErr w:type="gramStart"/>
       <w:r>
         <w:rPr>
           <w:rFonts w:ascii="Consolas" w:eastAsia="Times New Roman" w:hAnsi="Consolas" w:cs="Times New Roman"/>
@@ -23118,6 +23613,7 @@
         </w:rPr>
         <w:t>.</w:t>
       </w:r>
+      <w:proofErr w:type="spellStart"/>
       <w:r>
         <w:rPr>
           <w:rFonts w:ascii="Consolas" w:eastAsia="Times New Roman" w:hAnsi="Consolas" w:cs="Times New Roman"/>
@@ -23131,6 +23627,8 @@
         </w:rPr>
         <w:t>gridContainerFlex</w:t>
       </w:r>
+      <w:proofErr w:type="spellEnd"/>
+      <w:proofErr w:type="gramEnd"/>
       <w:r>
         <w:rPr>
           <w:rFonts w:ascii="Consolas" w:eastAsia="Times New Roman" w:hAnsi="Consolas" w:cs="Times New Roman"/>
@@ -23280,6 +23778,7 @@
         </w:rPr>
         <w:t xml:space="preserve"> </w:t>
       </w:r>
+      <w:proofErr w:type="gramStart"/>
       <w:r>
         <w:rPr>
           <w:rFonts w:ascii="Consolas" w:eastAsia="Times New Roman" w:hAnsi="Consolas" w:cs="Times New Roman"/>
@@ -23302,6 +23801,7 @@
         </w:rPr>
         <w:t>(</w:t>
       </w:r>
+      <w:proofErr w:type="gramEnd"/>
       <w:r>
         <w:rPr>
           <w:rFonts w:ascii="Consolas" w:eastAsia="Times New Roman" w:hAnsi="Consolas" w:cs="Times New Roman"/>
@@ -23418,6 +23918,7 @@
         </w:rPr>
         <w:t xml:space="preserve">  </w:t>
       </w:r>
+      <w:proofErr w:type="gramStart"/>
       <w:r>
         <w:rPr>
           <w:rFonts w:ascii="Consolas" w:eastAsia="Times New Roman" w:hAnsi="Consolas" w:cs="Times New Roman"/>
@@ -23431,6 +23932,7 @@
         </w:rPr>
         <w:t>.</w:t>
       </w:r>
+      <w:proofErr w:type="spellStart"/>
       <w:r>
         <w:rPr>
           <w:rFonts w:ascii="Consolas" w:eastAsia="Times New Roman" w:hAnsi="Consolas" w:cs="Times New Roman"/>
@@ -23444,6 +23946,8 @@
         </w:rPr>
         <w:t>cardContainer</w:t>
       </w:r>
+      <w:proofErr w:type="spellEnd"/>
+      <w:proofErr w:type="gramEnd"/>
       <w:r>
         <w:rPr>
           <w:rFonts w:ascii="Consolas" w:eastAsia="Times New Roman" w:hAnsi="Consolas" w:cs="Times New Roman"/>
@@ -23792,6 +24296,7 @@
         </w:rPr>
         <w:t xml:space="preserve"> </w:t>
       </w:r>
+      <w:proofErr w:type="spellStart"/>
       <w:r>
         <w:rPr>
           <w:rFonts w:ascii="Consolas" w:eastAsia="Times New Roman" w:hAnsi="Consolas" w:cs="Times New Roman"/>
@@ -23803,6 +24308,7 @@
         </w:rPr>
         <w:t>nowrap</w:t>
       </w:r>
+      <w:proofErr w:type="spellEnd"/>
       <w:r>
         <w:rPr>
           <w:rFonts w:ascii="Consolas" w:eastAsia="Times New Roman" w:hAnsi="Consolas" w:cs="Times New Roman"/>
@@ -23875,6 +24381,7 @@
         </w:rPr>
         <w:t xml:space="preserve">  </w:t>
       </w:r>
+      <w:proofErr w:type="gramStart"/>
       <w:r>
         <w:rPr>
           <w:rFonts w:ascii="Consolas" w:eastAsia="Times New Roman" w:hAnsi="Consolas" w:cs="Times New Roman"/>
@@ -23899,7 +24406,21 @@
           <w:szCs w:val="18"/>
           <w14:ligatures w14:val="none"/>
         </w:rPr>
-        <w:t>flip-card</w:t>
+        <w:t>flip</w:t>
+      </w:r>
+      <w:proofErr w:type="gramEnd"/>
+      <w:r>
+        <w:rPr>
+          <w:rFonts w:ascii="Consolas" w:eastAsia="Times New Roman" w:hAnsi="Consolas" w:cs="Times New Roman"/>
+          <w:i/>
+          <w:iCs/>
+          <w:color w:val="ADDA78"/>
+          <w:kern w:val="0"/>
+          <w:sz w:val="18"/>
+          <w:szCs w:val="18"/>
+          <w14:ligatures w14:val="none"/>
+        </w:rPr>
+        <w:t>-card</w:t>
       </w:r>
       <w:r>
         <w:rPr>
@@ -24097,6 +24618,7 @@
         </w:rPr>
         <w:t xml:space="preserve">  </w:t>
       </w:r>
+      <w:proofErr w:type="gramStart"/>
       <w:r>
         <w:rPr>
           <w:rFonts w:ascii="Consolas" w:eastAsia="Times New Roman" w:hAnsi="Consolas" w:cs="Times New Roman"/>
@@ -24121,7 +24643,21 @@
           <w:szCs w:val="18"/>
           <w14:ligatures w14:val="none"/>
         </w:rPr>
-        <w:t>flip-card-inner</w:t>
+        <w:t>flip</w:t>
+      </w:r>
+      <w:proofErr w:type="gramEnd"/>
+      <w:r>
+        <w:rPr>
+          <w:rFonts w:ascii="Consolas" w:eastAsia="Times New Roman" w:hAnsi="Consolas" w:cs="Times New Roman"/>
+          <w:i/>
+          <w:iCs/>
+          <w:color w:val="ADDA78"/>
+          <w:kern w:val="0"/>
+          <w:sz w:val="18"/>
+          <w:szCs w:val="18"/>
+          <w14:ligatures w14:val="none"/>
+        </w:rPr>
+        <w:t>-card-inner</w:t>
       </w:r>
       <w:r>
         <w:rPr>
@@ -24457,7 +24993,51 @@
           <w:szCs w:val="18"/>
           <w14:ligatures w14:val="none"/>
         </w:rPr>
-        <w:t>Have the image be the same width as the card but be shrinkable.</w:t>
+        <w:t xml:space="preserve">Have the image </w:t>
+      </w:r>
+      <w:proofErr w:type="gramStart"/>
+      <w:r>
+        <w:rPr>
+          <w:rFonts w:ascii="Consolas" w:eastAsia="Times New Roman" w:hAnsi="Consolas" w:cs="Times New Roman"/>
+          <w:kern w:val="0"/>
+          <w:sz w:val="18"/>
+          <w:szCs w:val="18"/>
+          <w14:ligatures w14:val="none"/>
+        </w:rPr>
+        <w:t>be</w:t>
+      </w:r>
+      <w:proofErr w:type="gramEnd"/>
+      <w:r>
+        <w:rPr>
+          <w:rFonts w:ascii="Consolas" w:eastAsia="Times New Roman" w:hAnsi="Consolas" w:cs="Times New Roman"/>
+          <w:kern w:val="0"/>
+          <w:sz w:val="18"/>
+          <w:szCs w:val="18"/>
+          <w14:ligatures w14:val="none"/>
+        </w:rPr>
+        <w:t xml:space="preserve"> the same width as the card but </w:t>
+      </w:r>
+      <w:proofErr w:type="gramStart"/>
+      <w:r>
+        <w:rPr>
+          <w:rFonts w:ascii="Consolas" w:eastAsia="Times New Roman" w:hAnsi="Consolas" w:cs="Times New Roman"/>
+          <w:kern w:val="0"/>
+          <w:sz w:val="18"/>
+          <w:szCs w:val="18"/>
+          <w14:ligatures w14:val="none"/>
+        </w:rPr>
+        <w:t>be</w:t>
+      </w:r>
+      <w:proofErr w:type="gramEnd"/>
+      <w:r>
+        <w:rPr>
+          <w:rFonts w:ascii="Consolas" w:eastAsia="Times New Roman" w:hAnsi="Consolas" w:cs="Times New Roman"/>
+          <w:kern w:val="0"/>
+          <w:sz w:val="18"/>
+          <w:szCs w:val="18"/>
+          <w14:ligatures w14:val="none"/>
+        </w:rPr>
+        <w:t xml:space="preserve"> shrinkable.</w:t>
       </w:r>
     </w:p>
     <w:p>
@@ -24561,30 +25141,16 @@
     <w:p>
       <w:pPr>
         <w:pStyle w:val="ListParagraph"/>
-        <w:numPr>
-          <w:ilvl w:val="0"/>
-          <w:numId w:val="1"/>
-        </w:numPr>
-        <w:spacing w:after="0" w:line="285" w:lineRule="atLeast"/>
-        <w:ind w:left="0" w:firstLine="0"/>
-        <w:rPr>
-          <w:rFonts w:ascii="Consolas" w:eastAsia="Times New Roman" w:hAnsi="Consolas" w:cs="Times New Roman"/>
-          <w:kern w:val="0"/>
-          <w:sz w:val="18"/>
-          <w:szCs w:val="18"/>
-          <w14:ligatures w14:val="none"/>
-        </w:rPr>
-      </w:pPr>
-      <w:r>
-        <w:rPr>
-          <w:rFonts w:ascii="Consolas" w:eastAsia="Times New Roman" w:hAnsi="Consolas" w:cs="Times New Roman"/>
-          <w:kern w:val="0"/>
-          <w:sz w:val="18"/>
-          <w:szCs w:val="18"/>
-          <w14:ligatures w14:val="none"/>
-        </w:rPr>
-        <w:t>F</w:t>
-      </w:r>
+        <w:spacing w:after="0" w:line="285" w:lineRule="atLeast"/>
+        <w:ind w:left="0"/>
+        <w:rPr>
+          <w:rFonts w:ascii="Consolas" w:eastAsia="Times New Roman" w:hAnsi="Consolas" w:cs="Times New Roman"/>
+          <w:kern w:val="0"/>
+          <w:sz w:val="18"/>
+          <w:szCs w:val="18"/>
+          <w14:ligatures w14:val="none"/>
+        </w:rPr>
+      </w:pPr>
     </w:p>
     <w:p>
       <w:pPr>
@@ -24987,6 +25553,7 @@
         <w:lastRenderedPageBreak/>
         <w:t xml:space="preserve">  </w:t>
       </w:r>
+      <w:proofErr w:type="gramStart"/>
       <w:r>
         <w:rPr>
           <w:rFonts w:ascii="Consolas" w:eastAsia="Times New Roman" w:hAnsi="Consolas" w:cs="Times New Roman"/>
@@ -25011,8 +25578,23 @@
           <w:szCs w:val="18"/>
           <w14:ligatures w14:val="none"/>
         </w:rPr>
-        <w:t>flip-card-front</w:t>
-      </w:r>
+        <w:t>flip</w:t>
+      </w:r>
+      <w:proofErr w:type="gramEnd"/>
+      <w:r>
+        <w:rPr>
+          <w:rFonts w:ascii="Consolas" w:eastAsia="Times New Roman" w:hAnsi="Consolas" w:cs="Times New Roman"/>
+          <w:i/>
+          <w:iCs/>
+          <w:color w:val="ADDA78"/>
+          <w:kern w:val="0"/>
+          <w:sz w:val="18"/>
+          <w:szCs w:val="18"/>
+          <w14:ligatures w14:val="none"/>
+        </w:rPr>
+        <w:t>-card-front</w:t>
+      </w:r>
+      <w:proofErr w:type="gramStart"/>
       <w:r>
         <w:rPr>
           <w:rFonts w:ascii="Consolas" w:eastAsia="Times New Roman" w:hAnsi="Consolas" w:cs="Times New Roman"/>
@@ -25059,7 +25641,21 @@
           <w:szCs w:val="18"/>
           <w14:ligatures w14:val="none"/>
         </w:rPr>
-        <w:t>flip-card-back</w:t>
+        <w:t>flip</w:t>
+      </w:r>
+      <w:proofErr w:type="gramEnd"/>
+      <w:r>
+        <w:rPr>
+          <w:rFonts w:ascii="Consolas" w:eastAsia="Times New Roman" w:hAnsi="Consolas" w:cs="Times New Roman"/>
+          <w:i/>
+          <w:iCs/>
+          <w:color w:val="ADDA78"/>
+          <w:kern w:val="0"/>
+          <w:sz w:val="18"/>
+          <w:szCs w:val="18"/>
+          <w14:ligatures w14:val="none"/>
+        </w:rPr>
+        <w:t>-card-back</w:t>
       </w:r>
       <w:r>
         <w:rPr>
@@ -25224,6 +25820,7 @@
         </w:rPr>
         <w:t xml:space="preserve">  </w:t>
       </w:r>
+      <w:proofErr w:type="gramStart"/>
       <w:r>
         <w:rPr>
           <w:rFonts w:ascii="Consolas" w:eastAsia="Times New Roman" w:hAnsi="Consolas" w:cs="Times New Roman"/>
@@ -25248,7 +25845,21 @@
           <w:szCs w:val="18"/>
           <w14:ligatures w14:val="none"/>
         </w:rPr>
-        <w:t>flip-card-front</w:t>
+        <w:t>flip</w:t>
+      </w:r>
+      <w:proofErr w:type="gramEnd"/>
+      <w:r>
+        <w:rPr>
+          <w:rFonts w:ascii="Consolas" w:eastAsia="Times New Roman" w:hAnsi="Consolas" w:cs="Times New Roman"/>
+          <w:i/>
+          <w:iCs/>
+          <w:color w:val="ADDA78"/>
+          <w:kern w:val="0"/>
+          <w:sz w:val="18"/>
+          <w:szCs w:val="18"/>
+          <w14:ligatures w14:val="none"/>
+        </w:rPr>
+        <w:t>-card-front</w:t>
       </w:r>
       <w:r>
         <w:rPr>
@@ -25402,6 +26013,7 @@
         </w:rPr>
         <w:t xml:space="preserve">  </w:t>
       </w:r>
+      <w:proofErr w:type="gramStart"/>
       <w:r>
         <w:rPr>
           <w:rFonts w:ascii="Consolas" w:eastAsia="Times New Roman" w:hAnsi="Consolas" w:cs="Times New Roman"/>
@@ -25426,7 +26038,21 @@
           <w:szCs w:val="18"/>
           <w14:ligatures w14:val="none"/>
         </w:rPr>
-        <w:t>flip-card-back</w:t>
+        <w:t>flip</w:t>
+      </w:r>
+      <w:proofErr w:type="gramEnd"/>
+      <w:r>
+        <w:rPr>
+          <w:rFonts w:ascii="Consolas" w:eastAsia="Times New Roman" w:hAnsi="Consolas" w:cs="Times New Roman"/>
+          <w:i/>
+          <w:iCs/>
+          <w:color w:val="ADDA78"/>
+          <w:kern w:val="0"/>
+          <w:sz w:val="18"/>
+          <w:szCs w:val="18"/>
+          <w14:ligatures w14:val="none"/>
+        </w:rPr>
+        <w:t>-card-back</w:t>
       </w:r>
       <w:r>
         <w:rPr>
@@ -25591,6 +26217,7 @@
         </w:rPr>
         <w:t xml:space="preserve">  </w:t>
       </w:r>
+      <w:proofErr w:type="gramStart"/>
       <w:r>
         <w:rPr>
           <w:rFonts w:ascii="Consolas" w:eastAsia="Times New Roman" w:hAnsi="Consolas" w:cs="Times New Roman"/>
@@ -25615,7 +26242,21 @@
           <w:szCs w:val="18"/>
           <w14:ligatures w14:val="none"/>
         </w:rPr>
-        <w:t>flip-card-front</w:t>
+        <w:t>flip</w:t>
+      </w:r>
+      <w:proofErr w:type="gramEnd"/>
+      <w:r>
+        <w:rPr>
+          <w:rFonts w:ascii="Consolas" w:eastAsia="Times New Roman" w:hAnsi="Consolas" w:cs="Times New Roman"/>
+          <w:i/>
+          <w:iCs/>
+          <w:color w:val="ADDA78"/>
+          <w:kern w:val="0"/>
+          <w:sz w:val="18"/>
+          <w:szCs w:val="18"/>
+          <w14:ligatures w14:val="none"/>
+        </w:rPr>
+        <w:t>-card-front</w:t>
       </w:r>
       <w:r>
         <w:rPr>
@@ -25628,6 +26269,8 @@
         </w:rPr>
         <w:t xml:space="preserve"> </w:t>
       </w:r>
+      <w:proofErr w:type="spellStart"/>
+      <w:proofErr w:type="gramStart"/>
       <w:r>
         <w:rPr>
           <w:rFonts w:ascii="Consolas" w:eastAsia="Times New Roman" w:hAnsi="Consolas" w:cs="Times New Roman"/>
@@ -25639,6 +26282,7 @@
         </w:rPr>
         <w:t>img</w:t>
       </w:r>
+      <w:proofErr w:type="spellEnd"/>
       <w:r>
         <w:rPr>
           <w:rFonts w:ascii="Consolas" w:eastAsia="Times New Roman" w:hAnsi="Consolas" w:cs="Times New Roman"/>
@@ -25650,31 +26294,45 @@
         </w:rPr>
         <w:t>{</w:t>
       </w:r>
-    </w:p>
-    <w:p>
-      <w:pPr>
-        <w:shd w:val="clear" w:color="auto" w:fill="2C2525"/>
-        <w:spacing w:after="0" w:line="285" w:lineRule="atLeast"/>
-        <w:rPr>
-          <w:rFonts w:ascii="Consolas" w:eastAsia="Times New Roman" w:hAnsi="Consolas" w:cs="Times New Roman"/>
-          <w:color w:val="FFF1F3"/>
-          <w:kern w:val="0"/>
-          <w:sz w:val="18"/>
-          <w:szCs w:val="18"/>
-          <w14:ligatures w14:val="none"/>
-        </w:rPr>
-      </w:pPr>
-      <w:r>
-        <w:rPr>
-          <w:rFonts w:ascii="Consolas" w:eastAsia="Times New Roman" w:hAnsi="Consolas" w:cs="Times New Roman"/>
-          <w:color w:val="FFF1F3"/>
-          <w:kern w:val="0"/>
-          <w:sz w:val="18"/>
-          <w:szCs w:val="18"/>
-          <w14:ligatures w14:val="none"/>
-        </w:rPr>
-        <w:t>    max-height</w:t>
-      </w:r>
+      <w:proofErr w:type="gramEnd"/>
+    </w:p>
+    <w:p>
+      <w:pPr>
+        <w:shd w:val="clear" w:color="auto" w:fill="2C2525"/>
+        <w:spacing w:after="0" w:line="285" w:lineRule="atLeast"/>
+        <w:rPr>
+          <w:rFonts w:ascii="Consolas" w:eastAsia="Times New Roman" w:hAnsi="Consolas" w:cs="Times New Roman"/>
+          <w:color w:val="FFF1F3"/>
+          <w:kern w:val="0"/>
+          <w:sz w:val="18"/>
+          <w:szCs w:val="18"/>
+          <w14:ligatures w14:val="none"/>
+        </w:rPr>
+      </w:pPr>
+      <w:r>
+        <w:rPr>
+          <w:rFonts w:ascii="Consolas" w:eastAsia="Times New Roman" w:hAnsi="Consolas" w:cs="Times New Roman"/>
+          <w:color w:val="FFF1F3"/>
+          <w:kern w:val="0"/>
+          <w:sz w:val="18"/>
+          <w:szCs w:val="18"/>
+          <w14:ligatures w14:val="none"/>
+        </w:rPr>
+        <w:t xml:space="preserve">    </w:t>
+      </w:r>
+      <w:proofErr w:type="gramStart"/>
+      <w:r>
+        <w:rPr>
+          <w:rFonts w:ascii="Consolas" w:eastAsia="Times New Roman" w:hAnsi="Consolas" w:cs="Times New Roman"/>
+          <w:color w:val="FFF1F3"/>
+          <w:kern w:val="0"/>
+          <w:sz w:val="18"/>
+          <w:szCs w:val="18"/>
+          <w14:ligatures w14:val="none"/>
+        </w:rPr>
+        <w:t>max-height</w:t>
+      </w:r>
+      <w:proofErr w:type="gramEnd"/>
       <w:r>
         <w:rPr>
           <w:rFonts w:ascii="Consolas" w:eastAsia="Times New Roman" w:hAnsi="Consolas" w:cs="Times New Roman"/>
@@ -25791,6 +26449,390 @@
         </w:rPr>
         <w:t>}</w:t>
       </w:r>
+    </w:p>
+    <w:p>
+      <w:pPr>
+        <w:spacing w:after="0" w:line="285" w:lineRule="atLeast"/>
+        <w:rPr>
+          <w:rFonts w:ascii="Consolas" w:eastAsia="Times New Roman" w:hAnsi="Consolas" w:cs="Times New Roman"/>
+          <w:kern w:val="0"/>
+          <w:sz w:val="18"/>
+          <w:szCs w:val="18"/>
+          <w14:ligatures w14:val="none"/>
+        </w:rPr>
+      </w:pPr>
+    </w:p>
+    <w:p>
+      <w:pPr>
+        <w:spacing w:after="0" w:line="285" w:lineRule="atLeast"/>
+        <w:rPr>
+          <w:rFonts w:ascii="Consolas" w:eastAsia="Times New Roman" w:hAnsi="Consolas" w:cs="Times New Roman"/>
+          <w:kern w:val="0"/>
+          <w:sz w:val="18"/>
+          <w:szCs w:val="18"/>
+          <w14:ligatures w14:val="none"/>
+        </w:rPr>
+      </w:pPr>
+    </w:p>
+    <w:p>
+      <w:pPr>
+        <w:spacing w:after="0" w:line="285" w:lineRule="atLeast"/>
+        <w:rPr>
+          <w:rFonts w:ascii="Consolas" w:eastAsia="Times New Roman" w:hAnsi="Consolas" w:cs="Times New Roman"/>
+          <w:kern w:val="0"/>
+          <w:sz w:val="18"/>
+          <w:szCs w:val="18"/>
+          <w14:ligatures w14:val="none"/>
+        </w:rPr>
+      </w:pPr>
+    </w:p>
+    <w:p>
+      <w:pPr>
+        <w:spacing w:after="0" w:line="285" w:lineRule="atLeast"/>
+        <w:rPr>
+          <w:rFonts w:ascii="Consolas" w:eastAsia="Times New Roman" w:hAnsi="Consolas" w:cs="Times New Roman"/>
+          <w:kern w:val="0"/>
+          <w:sz w:val="18"/>
+          <w:szCs w:val="18"/>
+          <w14:ligatures w14:val="none"/>
+        </w:rPr>
+      </w:pPr>
+    </w:p>
+    <w:p>
+      <w:pPr>
+        <w:spacing w:after="0" w:line="285" w:lineRule="atLeast"/>
+        <w:rPr>
+          <w:rFonts w:ascii="Consolas" w:eastAsia="Times New Roman" w:hAnsi="Consolas" w:cs="Times New Roman"/>
+          <w:kern w:val="0"/>
+          <w:sz w:val="18"/>
+          <w:szCs w:val="18"/>
+          <w14:ligatures w14:val="none"/>
+        </w:rPr>
+      </w:pPr>
+    </w:p>
+    <w:p>
+      <w:pPr>
+        <w:spacing w:after="0" w:line="285" w:lineRule="atLeast"/>
+        <w:rPr>
+          <w:rFonts w:ascii="Consolas" w:eastAsia="Times New Roman" w:hAnsi="Consolas" w:cs="Times New Roman"/>
+          <w:kern w:val="0"/>
+          <w:sz w:val="18"/>
+          <w:szCs w:val="18"/>
+          <w14:ligatures w14:val="none"/>
+        </w:rPr>
+      </w:pPr>
+    </w:p>
+    <w:p>
+      <w:pPr>
+        <w:spacing w:after="0" w:line="285" w:lineRule="atLeast"/>
+        <w:rPr>
+          <w:rFonts w:ascii="Consolas" w:eastAsia="Times New Roman" w:hAnsi="Consolas" w:cs="Times New Roman"/>
+          <w:kern w:val="0"/>
+          <w:sz w:val="18"/>
+          <w:szCs w:val="18"/>
+          <w14:ligatures w14:val="none"/>
+        </w:rPr>
+      </w:pPr>
+    </w:p>
+    <w:p>
+      <w:pPr>
+        <w:spacing w:after="0" w:line="285" w:lineRule="atLeast"/>
+        <w:rPr>
+          <w:rFonts w:ascii="Consolas" w:eastAsia="Times New Roman" w:hAnsi="Consolas" w:cs="Times New Roman"/>
+          <w:kern w:val="0"/>
+          <w:sz w:val="18"/>
+          <w:szCs w:val="18"/>
+          <w14:ligatures w14:val="none"/>
+        </w:rPr>
+      </w:pPr>
+    </w:p>
+    <w:p>
+      <w:pPr>
+        <w:spacing w:after="0" w:line="285" w:lineRule="atLeast"/>
+        <w:rPr>
+          <w:rFonts w:ascii="Consolas" w:eastAsia="Times New Roman" w:hAnsi="Consolas" w:cs="Times New Roman"/>
+          <w:kern w:val="0"/>
+          <w:sz w:val="18"/>
+          <w:szCs w:val="18"/>
+          <w14:ligatures w14:val="none"/>
+        </w:rPr>
+      </w:pPr>
+    </w:p>
+    <w:p>
+      <w:pPr>
+        <w:spacing w:after="0" w:line="285" w:lineRule="atLeast"/>
+        <w:rPr>
+          <w:rFonts w:ascii="Consolas" w:eastAsia="Times New Roman" w:hAnsi="Consolas" w:cs="Times New Roman"/>
+          <w:kern w:val="0"/>
+          <w:sz w:val="18"/>
+          <w:szCs w:val="18"/>
+          <w14:ligatures w14:val="none"/>
+        </w:rPr>
+      </w:pPr>
+    </w:p>
+    <w:p>
+      <w:pPr>
+        <w:spacing w:after="0" w:line="285" w:lineRule="atLeast"/>
+        <w:rPr>
+          <w:rFonts w:ascii="Consolas" w:eastAsia="Times New Roman" w:hAnsi="Consolas" w:cs="Times New Roman"/>
+          <w:kern w:val="0"/>
+          <w:sz w:val="18"/>
+          <w:szCs w:val="18"/>
+          <w14:ligatures w14:val="none"/>
+        </w:rPr>
+      </w:pPr>
+    </w:p>
+    <w:p>
+      <w:pPr>
+        <w:spacing w:after="0" w:line="285" w:lineRule="atLeast"/>
+        <w:rPr>
+          <w:rFonts w:ascii="Consolas" w:eastAsia="Times New Roman" w:hAnsi="Consolas" w:cs="Times New Roman"/>
+          <w:kern w:val="0"/>
+          <w:sz w:val="18"/>
+          <w:szCs w:val="18"/>
+          <w14:ligatures w14:val="none"/>
+        </w:rPr>
+      </w:pPr>
+    </w:p>
+    <w:p>
+      <w:pPr>
+        <w:spacing w:after="0" w:line="285" w:lineRule="atLeast"/>
+        <w:rPr>
+          <w:rFonts w:ascii="Consolas" w:eastAsia="Times New Roman" w:hAnsi="Consolas" w:cs="Times New Roman"/>
+          <w:kern w:val="0"/>
+          <w:sz w:val="18"/>
+          <w:szCs w:val="18"/>
+          <w14:ligatures w14:val="none"/>
+        </w:rPr>
+      </w:pPr>
+    </w:p>
+    <w:p>
+      <w:pPr>
+        <w:spacing w:after="0" w:line="285" w:lineRule="atLeast"/>
+        <w:rPr>
+          <w:rFonts w:ascii="Consolas" w:eastAsia="Times New Roman" w:hAnsi="Consolas" w:cs="Times New Roman"/>
+          <w:kern w:val="0"/>
+          <w:sz w:val="18"/>
+          <w:szCs w:val="18"/>
+          <w14:ligatures w14:val="none"/>
+        </w:rPr>
+      </w:pPr>
+    </w:p>
+    <w:p>
+      <w:pPr>
+        <w:spacing w:after="0" w:line="285" w:lineRule="atLeast"/>
+        <w:rPr>
+          <w:rFonts w:ascii="Consolas" w:eastAsia="Times New Roman" w:hAnsi="Consolas" w:cs="Times New Roman"/>
+          <w:kern w:val="0"/>
+          <w:sz w:val="18"/>
+          <w:szCs w:val="18"/>
+          <w14:ligatures w14:val="none"/>
+        </w:rPr>
+      </w:pPr>
+    </w:p>
+    <w:p>
+      <w:pPr>
+        <w:spacing w:after="0" w:line="285" w:lineRule="atLeast"/>
+        <w:rPr>
+          <w:rFonts w:ascii="Consolas" w:eastAsia="Times New Roman" w:hAnsi="Consolas" w:cs="Times New Roman"/>
+          <w:kern w:val="0"/>
+          <w:sz w:val="18"/>
+          <w:szCs w:val="18"/>
+          <w14:ligatures w14:val="none"/>
+        </w:rPr>
+      </w:pPr>
+    </w:p>
+    <w:p>
+      <w:pPr>
+        <w:spacing w:after="0" w:line="285" w:lineRule="atLeast"/>
+        <w:rPr>
+          <w:rFonts w:ascii="Consolas" w:eastAsia="Times New Roman" w:hAnsi="Consolas" w:cs="Times New Roman"/>
+          <w:kern w:val="0"/>
+          <w:sz w:val="18"/>
+          <w:szCs w:val="18"/>
+          <w14:ligatures w14:val="none"/>
+        </w:rPr>
+      </w:pPr>
+    </w:p>
+    <w:p>
+      <w:pPr>
+        <w:spacing w:after="0" w:line="285" w:lineRule="atLeast"/>
+        <w:rPr>
+          <w:rFonts w:ascii="Consolas" w:eastAsia="Times New Roman" w:hAnsi="Consolas" w:cs="Times New Roman"/>
+          <w:kern w:val="0"/>
+          <w:sz w:val="18"/>
+          <w:szCs w:val="18"/>
+          <w14:ligatures w14:val="none"/>
+        </w:rPr>
+      </w:pPr>
+    </w:p>
+    <w:p>
+      <w:pPr>
+        <w:spacing w:after="0" w:line="285" w:lineRule="atLeast"/>
+        <w:rPr>
+          <w:rFonts w:ascii="Consolas" w:eastAsia="Times New Roman" w:hAnsi="Consolas" w:cs="Times New Roman"/>
+          <w:kern w:val="0"/>
+          <w:sz w:val="18"/>
+          <w:szCs w:val="18"/>
+          <w14:ligatures w14:val="none"/>
+        </w:rPr>
+      </w:pPr>
+    </w:p>
+    <w:p>
+      <w:pPr>
+        <w:spacing w:after="0" w:line="285" w:lineRule="atLeast"/>
+        <w:rPr>
+          <w:rFonts w:ascii="Consolas" w:eastAsia="Times New Roman" w:hAnsi="Consolas" w:cs="Times New Roman"/>
+          <w:kern w:val="0"/>
+          <w:sz w:val="18"/>
+          <w:szCs w:val="18"/>
+          <w14:ligatures w14:val="none"/>
+        </w:rPr>
+      </w:pPr>
+    </w:p>
+    <w:p>
+      <w:pPr>
+        <w:spacing w:after="0" w:line="285" w:lineRule="atLeast"/>
+        <w:rPr>
+          <w:rFonts w:ascii="Consolas" w:eastAsia="Times New Roman" w:hAnsi="Consolas" w:cs="Times New Roman"/>
+          <w:kern w:val="0"/>
+          <w:sz w:val="18"/>
+          <w:szCs w:val="18"/>
+          <w14:ligatures w14:val="none"/>
+        </w:rPr>
+      </w:pPr>
+    </w:p>
+    <w:p>
+      <w:pPr>
+        <w:spacing w:after="0" w:line="285" w:lineRule="atLeast"/>
+        <w:rPr>
+          <w:rFonts w:ascii="Consolas" w:eastAsia="Times New Roman" w:hAnsi="Consolas" w:cs="Times New Roman"/>
+          <w:kern w:val="0"/>
+          <w:sz w:val="18"/>
+          <w:szCs w:val="18"/>
+          <w14:ligatures w14:val="none"/>
+        </w:rPr>
+      </w:pPr>
+    </w:p>
+    <w:p>
+      <w:pPr>
+        <w:spacing w:after="0" w:line="285" w:lineRule="atLeast"/>
+        <w:rPr>
+          <w:rFonts w:ascii="Consolas" w:eastAsia="Times New Roman" w:hAnsi="Consolas" w:cs="Times New Roman"/>
+          <w:kern w:val="0"/>
+          <w:sz w:val="18"/>
+          <w:szCs w:val="18"/>
+          <w14:ligatures w14:val="none"/>
+        </w:rPr>
+      </w:pPr>
+    </w:p>
+    <w:p>
+      <w:pPr>
+        <w:spacing w:after="0" w:line="285" w:lineRule="atLeast"/>
+        <w:rPr>
+          <w:rFonts w:ascii="Consolas" w:eastAsia="Times New Roman" w:hAnsi="Consolas" w:cs="Times New Roman"/>
+          <w:kern w:val="0"/>
+          <w:sz w:val="18"/>
+          <w:szCs w:val="18"/>
+          <w14:ligatures w14:val="none"/>
+        </w:rPr>
+      </w:pPr>
+    </w:p>
+    <w:p>
+      <w:pPr>
+        <w:spacing w:after="0" w:line="285" w:lineRule="atLeast"/>
+        <w:rPr>
+          <w:rFonts w:ascii="Consolas" w:eastAsia="Times New Roman" w:hAnsi="Consolas" w:cs="Times New Roman"/>
+          <w:kern w:val="0"/>
+          <w:sz w:val="18"/>
+          <w:szCs w:val="18"/>
+          <w14:ligatures w14:val="none"/>
+        </w:rPr>
+      </w:pPr>
+    </w:p>
+    <w:p>
+      <w:pPr>
+        <w:spacing w:after="0" w:line="285" w:lineRule="atLeast"/>
+        <w:rPr>
+          <w:rFonts w:ascii="Consolas" w:eastAsia="Times New Roman" w:hAnsi="Consolas" w:cs="Times New Roman"/>
+          <w:kern w:val="0"/>
+          <w:sz w:val="18"/>
+          <w:szCs w:val="18"/>
+          <w14:ligatures w14:val="none"/>
+        </w:rPr>
+      </w:pPr>
+    </w:p>
+    <w:p>
+      <w:pPr>
+        <w:spacing w:after="0" w:line="285" w:lineRule="atLeast"/>
+        <w:rPr>
+          <w:rFonts w:ascii="Consolas" w:eastAsia="Times New Roman" w:hAnsi="Consolas" w:cs="Times New Roman"/>
+          <w:kern w:val="0"/>
+          <w:sz w:val="18"/>
+          <w:szCs w:val="18"/>
+          <w14:ligatures w14:val="none"/>
+        </w:rPr>
+      </w:pPr>
+    </w:p>
+    <w:p>
+      <w:pPr>
+        <w:spacing w:after="0" w:line="285" w:lineRule="atLeast"/>
+        <w:rPr>
+          <w:rFonts w:ascii="Consolas" w:eastAsia="Times New Roman" w:hAnsi="Consolas" w:cs="Times New Roman"/>
+          <w:kern w:val="0"/>
+          <w:sz w:val="18"/>
+          <w:szCs w:val="18"/>
+          <w14:ligatures w14:val="none"/>
+        </w:rPr>
+      </w:pPr>
+    </w:p>
+    <w:p>
+      <w:pPr>
+        <w:spacing w:after="0" w:line="285" w:lineRule="atLeast"/>
+        <w:rPr>
+          <w:rFonts w:ascii="Consolas" w:eastAsia="Times New Roman" w:hAnsi="Consolas" w:cs="Times New Roman"/>
+          <w:kern w:val="0"/>
+          <w:sz w:val="18"/>
+          <w:szCs w:val="18"/>
+          <w14:ligatures w14:val="none"/>
+        </w:rPr>
+      </w:pPr>
+    </w:p>
+    <w:p>
+      <w:pPr>
+        <w:spacing w:after="0" w:line="285" w:lineRule="atLeast"/>
+        <w:rPr>
+          <w:rFonts w:ascii="Consolas" w:eastAsia="Times New Roman" w:hAnsi="Consolas" w:cs="Times New Roman"/>
+          <w:kern w:val="0"/>
+          <w:sz w:val="18"/>
+          <w:szCs w:val="18"/>
+          <w14:ligatures w14:val="none"/>
+        </w:rPr>
+      </w:pPr>
+    </w:p>
+    <w:p>
+      <w:pPr>
+        <w:spacing w:after="0" w:line="285" w:lineRule="atLeast"/>
+        <w:rPr>
+          <w:rFonts w:ascii="Consolas" w:eastAsia="Times New Roman" w:hAnsi="Consolas" w:cs="Times New Roman"/>
+          <w:kern w:val="0"/>
+          <w:sz w:val="18"/>
+          <w:szCs w:val="18"/>
+          <w14:ligatures w14:val="none"/>
+        </w:rPr>
+      </w:pPr>
+    </w:p>
+    <w:p>
+      <w:pPr>
+        <w:spacing w:after="0" w:line="285" w:lineRule="atLeast"/>
+        <w:rPr>
+          <w:rFonts w:ascii="Consolas" w:eastAsia="Times New Roman" w:hAnsi="Consolas" w:cs="Times New Roman"/>
+          <w:kern w:val="0"/>
+          <w:sz w:val="18"/>
+          <w:szCs w:val="18"/>
+          <w14:ligatures w14:val="none"/>
+        </w:rPr>
+      </w:pPr>
     </w:p>
     <w:p>
       <w:pPr>
@@ -25822,367 +26864,9 @@
     </w:p>
     <w:p>
       <w:pPr>
-        <w:spacing w:after="0" w:line="285" w:lineRule="atLeast"/>
-        <w:rPr>
-          <w:rFonts w:ascii="Consolas" w:eastAsia="Times New Roman" w:hAnsi="Consolas" w:cs="Times New Roman"/>
-          <w:kern w:val="0"/>
-          <w:sz w:val="18"/>
-          <w:szCs w:val="18"/>
-          <w14:ligatures w14:val="none"/>
-        </w:rPr>
-      </w:pPr>
-    </w:p>
-    <w:p>
-      <w:pPr>
-        <w:spacing w:after="0" w:line="285" w:lineRule="atLeast"/>
-        <w:rPr>
-          <w:rFonts w:ascii="Consolas" w:eastAsia="Times New Roman" w:hAnsi="Consolas" w:cs="Times New Roman"/>
-          <w:kern w:val="0"/>
-          <w:sz w:val="18"/>
-          <w:szCs w:val="18"/>
-          <w14:ligatures w14:val="none"/>
-        </w:rPr>
-      </w:pPr>
-    </w:p>
-    <w:p>
-      <w:pPr>
-        <w:spacing w:after="0" w:line="285" w:lineRule="atLeast"/>
-        <w:rPr>
-          <w:rFonts w:ascii="Consolas" w:eastAsia="Times New Roman" w:hAnsi="Consolas" w:cs="Times New Roman"/>
-          <w:kern w:val="0"/>
-          <w:sz w:val="18"/>
-          <w:szCs w:val="18"/>
-          <w14:ligatures w14:val="none"/>
-        </w:rPr>
-      </w:pPr>
-    </w:p>
-    <w:p>
-      <w:pPr>
-        <w:spacing w:after="0" w:line="285" w:lineRule="atLeast"/>
-        <w:rPr>
-          <w:rFonts w:ascii="Consolas" w:eastAsia="Times New Roman" w:hAnsi="Consolas" w:cs="Times New Roman"/>
-          <w:kern w:val="0"/>
-          <w:sz w:val="18"/>
-          <w:szCs w:val="18"/>
-          <w14:ligatures w14:val="none"/>
-        </w:rPr>
-      </w:pPr>
-    </w:p>
-    <w:p>
-      <w:pPr>
-        <w:spacing w:after="0" w:line="285" w:lineRule="atLeast"/>
-        <w:rPr>
-          <w:rFonts w:ascii="Consolas" w:eastAsia="Times New Roman" w:hAnsi="Consolas" w:cs="Times New Roman"/>
-          <w:kern w:val="0"/>
-          <w:sz w:val="18"/>
-          <w:szCs w:val="18"/>
-          <w14:ligatures w14:val="none"/>
-        </w:rPr>
-      </w:pPr>
-    </w:p>
-    <w:p>
-      <w:pPr>
-        <w:spacing w:after="0" w:line="285" w:lineRule="atLeast"/>
-        <w:rPr>
-          <w:rFonts w:ascii="Consolas" w:eastAsia="Times New Roman" w:hAnsi="Consolas" w:cs="Times New Roman"/>
-          <w:kern w:val="0"/>
-          <w:sz w:val="18"/>
-          <w:szCs w:val="18"/>
-          <w14:ligatures w14:val="none"/>
-        </w:rPr>
-      </w:pPr>
-    </w:p>
-    <w:p>
-      <w:pPr>
-        <w:spacing w:after="0" w:line="285" w:lineRule="atLeast"/>
-        <w:rPr>
-          <w:rFonts w:ascii="Consolas" w:eastAsia="Times New Roman" w:hAnsi="Consolas" w:cs="Times New Roman"/>
-          <w:kern w:val="0"/>
-          <w:sz w:val="18"/>
-          <w:szCs w:val="18"/>
-          <w14:ligatures w14:val="none"/>
-        </w:rPr>
-      </w:pPr>
-    </w:p>
-    <w:p>
-      <w:pPr>
-        <w:spacing w:after="0" w:line="285" w:lineRule="atLeast"/>
-        <w:rPr>
-          <w:rFonts w:ascii="Consolas" w:eastAsia="Times New Roman" w:hAnsi="Consolas" w:cs="Times New Roman"/>
-          <w:kern w:val="0"/>
-          <w:sz w:val="18"/>
-          <w:szCs w:val="18"/>
-          <w14:ligatures w14:val="none"/>
-        </w:rPr>
-      </w:pPr>
-    </w:p>
-    <w:p>
-      <w:pPr>
-        <w:spacing w:after="0" w:line="285" w:lineRule="atLeast"/>
-        <w:rPr>
-          <w:rFonts w:ascii="Consolas" w:eastAsia="Times New Roman" w:hAnsi="Consolas" w:cs="Times New Roman"/>
-          <w:kern w:val="0"/>
-          <w:sz w:val="18"/>
-          <w:szCs w:val="18"/>
-          <w14:ligatures w14:val="none"/>
-        </w:rPr>
-      </w:pPr>
-    </w:p>
-    <w:p>
-      <w:pPr>
-        <w:spacing w:after="0" w:line="285" w:lineRule="atLeast"/>
-        <w:rPr>
-          <w:rFonts w:ascii="Consolas" w:eastAsia="Times New Roman" w:hAnsi="Consolas" w:cs="Times New Roman"/>
-          <w:kern w:val="0"/>
-          <w:sz w:val="18"/>
-          <w:szCs w:val="18"/>
-          <w14:ligatures w14:val="none"/>
-        </w:rPr>
-      </w:pPr>
-    </w:p>
-    <w:p>
-      <w:pPr>
-        <w:spacing w:after="0" w:line="285" w:lineRule="atLeast"/>
-        <w:rPr>
-          <w:rFonts w:ascii="Consolas" w:eastAsia="Times New Roman" w:hAnsi="Consolas" w:cs="Times New Roman"/>
-          <w:kern w:val="0"/>
-          <w:sz w:val="18"/>
-          <w:szCs w:val="18"/>
-          <w14:ligatures w14:val="none"/>
-        </w:rPr>
-      </w:pPr>
-    </w:p>
-    <w:p>
-      <w:pPr>
-        <w:spacing w:after="0" w:line="285" w:lineRule="atLeast"/>
-        <w:rPr>
-          <w:rFonts w:ascii="Consolas" w:eastAsia="Times New Roman" w:hAnsi="Consolas" w:cs="Times New Roman"/>
-          <w:kern w:val="0"/>
-          <w:sz w:val="18"/>
-          <w:szCs w:val="18"/>
-          <w14:ligatures w14:val="none"/>
-        </w:rPr>
-      </w:pPr>
-    </w:p>
-    <w:p>
-      <w:pPr>
-        <w:spacing w:after="0" w:line="285" w:lineRule="atLeast"/>
-        <w:rPr>
-          <w:rFonts w:ascii="Consolas" w:eastAsia="Times New Roman" w:hAnsi="Consolas" w:cs="Times New Roman"/>
-          <w:kern w:val="0"/>
-          <w:sz w:val="18"/>
-          <w:szCs w:val="18"/>
-          <w14:ligatures w14:val="none"/>
-        </w:rPr>
-      </w:pPr>
-    </w:p>
-    <w:p>
-      <w:pPr>
-        <w:spacing w:after="0" w:line="285" w:lineRule="atLeast"/>
-        <w:rPr>
-          <w:rFonts w:ascii="Consolas" w:eastAsia="Times New Roman" w:hAnsi="Consolas" w:cs="Times New Roman"/>
-          <w:kern w:val="0"/>
-          <w:sz w:val="18"/>
-          <w:szCs w:val="18"/>
-          <w14:ligatures w14:val="none"/>
-        </w:rPr>
-      </w:pPr>
-    </w:p>
-    <w:p>
-      <w:pPr>
-        <w:spacing w:after="0" w:line="285" w:lineRule="atLeast"/>
-        <w:rPr>
-          <w:rFonts w:ascii="Consolas" w:eastAsia="Times New Roman" w:hAnsi="Consolas" w:cs="Times New Roman"/>
-          <w:kern w:val="0"/>
-          <w:sz w:val="18"/>
-          <w:szCs w:val="18"/>
-          <w14:ligatures w14:val="none"/>
-        </w:rPr>
-      </w:pPr>
-    </w:p>
-    <w:p>
-      <w:pPr>
-        <w:spacing w:after="0" w:line="285" w:lineRule="atLeast"/>
-        <w:rPr>
-          <w:rFonts w:ascii="Consolas" w:eastAsia="Times New Roman" w:hAnsi="Consolas" w:cs="Times New Roman"/>
-          <w:kern w:val="0"/>
-          <w:sz w:val="18"/>
-          <w:szCs w:val="18"/>
-          <w14:ligatures w14:val="none"/>
-        </w:rPr>
-      </w:pPr>
-    </w:p>
-    <w:p>
-      <w:pPr>
-        <w:spacing w:after="0" w:line="285" w:lineRule="atLeast"/>
-        <w:rPr>
-          <w:rFonts w:ascii="Consolas" w:eastAsia="Times New Roman" w:hAnsi="Consolas" w:cs="Times New Roman"/>
-          <w:kern w:val="0"/>
-          <w:sz w:val="18"/>
-          <w:szCs w:val="18"/>
-          <w14:ligatures w14:val="none"/>
-        </w:rPr>
-      </w:pPr>
-    </w:p>
-    <w:p>
-      <w:pPr>
-        <w:spacing w:after="0" w:line="285" w:lineRule="atLeast"/>
-        <w:rPr>
-          <w:rFonts w:ascii="Consolas" w:eastAsia="Times New Roman" w:hAnsi="Consolas" w:cs="Times New Roman"/>
-          <w:kern w:val="0"/>
-          <w:sz w:val="18"/>
-          <w:szCs w:val="18"/>
-          <w14:ligatures w14:val="none"/>
-        </w:rPr>
-      </w:pPr>
-    </w:p>
-    <w:p>
-      <w:pPr>
-        <w:spacing w:after="0" w:line="285" w:lineRule="atLeast"/>
-        <w:rPr>
-          <w:rFonts w:ascii="Consolas" w:eastAsia="Times New Roman" w:hAnsi="Consolas" w:cs="Times New Roman"/>
-          <w:kern w:val="0"/>
-          <w:sz w:val="18"/>
-          <w:szCs w:val="18"/>
-          <w14:ligatures w14:val="none"/>
-        </w:rPr>
-      </w:pPr>
-    </w:p>
-    <w:p>
-      <w:pPr>
-        <w:spacing w:after="0" w:line="285" w:lineRule="atLeast"/>
-        <w:rPr>
-          <w:rFonts w:ascii="Consolas" w:eastAsia="Times New Roman" w:hAnsi="Consolas" w:cs="Times New Roman"/>
-          <w:kern w:val="0"/>
-          <w:sz w:val="18"/>
-          <w:szCs w:val="18"/>
-          <w14:ligatures w14:val="none"/>
-        </w:rPr>
-      </w:pPr>
-    </w:p>
-    <w:p>
-      <w:pPr>
-        <w:spacing w:after="0" w:line="285" w:lineRule="atLeast"/>
-        <w:rPr>
-          <w:rFonts w:ascii="Consolas" w:eastAsia="Times New Roman" w:hAnsi="Consolas" w:cs="Times New Roman"/>
-          <w:kern w:val="0"/>
-          <w:sz w:val="18"/>
-          <w:szCs w:val="18"/>
-          <w14:ligatures w14:val="none"/>
-        </w:rPr>
-      </w:pPr>
-    </w:p>
-    <w:p>
-      <w:pPr>
-        <w:spacing w:after="0" w:line="285" w:lineRule="atLeast"/>
-        <w:rPr>
-          <w:rFonts w:ascii="Consolas" w:eastAsia="Times New Roman" w:hAnsi="Consolas" w:cs="Times New Roman"/>
-          <w:kern w:val="0"/>
-          <w:sz w:val="18"/>
-          <w:szCs w:val="18"/>
-          <w14:ligatures w14:val="none"/>
-        </w:rPr>
-      </w:pPr>
-    </w:p>
-    <w:p>
-      <w:pPr>
-        <w:spacing w:after="0" w:line="285" w:lineRule="atLeast"/>
-        <w:rPr>
-          <w:rFonts w:ascii="Consolas" w:eastAsia="Times New Roman" w:hAnsi="Consolas" w:cs="Times New Roman"/>
-          <w:kern w:val="0"/>
-          <w:sz w:val="18"/>
-          <w:szCs w:val="18"/>
-          <w14:ligatures w14:val="none"/>
-        </w:rPr>
-      </w:pPr>
-    </w:p>
-    <w:p>
-      <w:pPr>
-        <w:spacing w:after="0" w:line="285" w:lineRule="atLeast"/>
-        <w:rPr>
-          <w:rFonts w:ascii="Consolas" w:eastAsia="Times New Roman" w:hAnsi="Consolas" w:cs="Times New Roman"/>
-          <w:kern w:val="0"/>
-          <w:sz w:val="18"/>
-          <w:szCs w:val="18"/>
-          <w14:ligatures w14:val="none"/>
-        </w:rPr>
-      </w:pPr>
-    </w:p>
-    <w:p>
-      <w:pPr>
-        <w:spacing w:after="0" w:line="285" w:lineRule="atLeast"/>
-        <w:rPr>
-          <w:rFonts w:ascii="Consolas" w:eastAsia="Times New Roman" w:hAnsi="Consolas" w:cs="Times New Roman"/>
-          <w:kern w:val="0"/>
-          <w:sz w:val="18"/>
-          <w:szCs w:val="18"/>
-          <w14:ligatures w14:val="none"/>
-        </w:rPr>
-      </w:pPr>
-    </w:p>
-    <w:p>
-      <w:pPr>
-        <w:spacing w:after="0" w:line="285" w:lineRule="atLeast"/>
-        <w:rPr>
-          <w:rFonts w:ascii="Consolas" w:eastAsia="Times New Roman" w:hAnsi="Consolas" w:cs="Times New Roman"/>
-          <w:kern w:val="0"/>
-          <w:sz w:val="18"/>
-          <w:szCs w:val="18"/>
-          <w14:ligatures w14:val="none"/>
-        </w:rPr>
-      </w:pPr>
-    </w:p>
-    <w:p>
-      <w:pPr>
-        <w:spacing w:after="0" w:line="285" w:lineRule="atLeast"/>
-        <w:rPr>
-          <w:rFonts w:ascii="Consolas" w:eastAsia="Times New Roman" w:hAnsi="Consolas" w:cs="Times New Roman"/>
-          <w:kern w:val="0"/>
-          <w:sz w:val="18"/>
-          <w:szCs w:val="18"/>
-          <w14:ligatures w14:val="none"/>
-        </w:rPr>
-      </w:pPr>
-    </w:p>
-    <w:p>
-      <w:pPr>
-        <w:spacing w:after="0" w:line="285" w:lineRule="atLeast"/>
-        <w:rPr>
-          <w:rFonts w:ascii="Consolas" w:eastAsia="Times New Roman" w:hAnsi="Consolas" w:cs="Times New Roman"/>
-          <w:kern w:val="0"/>
-          <w:sz w:val="18"/>
-          <w:szCs w:val="18"/>
-          <w14:ligatures w14:val="none"/>
-        </w:rPr>
-      </w:pPr>
-    </w:p>
-    <w:p>
-      <w:pPr>
-        <w:spacing w:after="0" w:line="285" w:lineRule="atLeast"/>
-        <w:rPr>
-          <w:rFonts w:ascii="Consolas" w:eastAsia="Times New Roman" w:hAnsi="Consolas" w:cs="Times New Roman"/>
-          <w:kern w:val="0"/>
-          <w:sz w:val="18"/>
-          <w:szCs w:val="18"/>
-          <w14:ligatures w14:val="none"/>
-        </w:rPr>
-      </w:pPr>
-    </w:p>
-    <w:p>
-      <w:pPr>
-        <w:spacing w:after="0" w:line="285" w:lineRule="atLeast"/>
-        <w:rPr>
-          <w:rFonts w:ascii="Consolas" w:eastAsia="Times New Roman" w:hAnsi="Consolas" w:cs="Times New Roman"/>
-          <w:kern w:val="0"/>
-          <w:sz w:val="18"/>
-          <w:szCs w:val="18"/>
-          <w14:ligatures w14:val="none"/>
-        </w:rPr>
-      </w:pPr>
-    </w:p>
-    <w:p>
-      <w:pPr>
-        <w:spacing w:after="0" w:line="285" w:lineRule="atLeast"/>
+        <w:pStyle w:val="ListParagraph"/>
+        <w:spacing w:after="0" w:line="285" w:lineRule="atLeast"/>
+        <w:ind w:left="0"/>
         <w:rPr>
           <w:rFonts w:ascii="Consolas" w:eastAsia="Times New Roman" w:hAnsi="Consolas" w:cs="Times New Roman"/>
           <w:kern w:val="0"/>
@@ -26217,7 +26901,77 @@
           <w:szCs w:val="18"/>
           <w14:ligatures w14:val="none"/>
         </w:rPr>
-        <w:t>Flex box to center items horizontally easier.</w:t>
+        <w:t>Size the card based on the content width.</w:t>
+      </w:r>
+    </w:p>
+    <w:p>
+      <w:pPr>
+        <w:pStyle w:val="ListParagraph"/>
+        <w:spacing w:after="0" w:line="285" w:lineRule="atLeast"/>
+        <w:ind w:left="0"/>
+        <w:rPr>
+          <w:rFonts w:ascii="Consolas" w:eastAsia="Times New Roman" w:hAnsi="Consolas" w:cs="Times New Roman"/>
+          <w:kern w:val="0"/>
+          <w:sz w:val="18"/>
+          <w:szCs w:val="18"/>
+          <w14:ligatures w14:val="none"/>
+        </w:rPr>
+      </w:pPr>
+    </w:p>
+    <w:p>
+      <w:pPr>
+        <w:pStyle w:val="ListParagraph"/>
+        <w:numPr>
+          <w:ilvl w:val="0"/>
+          <w:numId w:val="1"/>
+        </w:numPr>
+        <w:spacing w:after="0" w:line="285" w:lineRule="atLeast"/>
+        <w:ind w:left="0" w:firstLine="0"/>
+        <w:rPr>
+          <w:rFonts w:ascii="Consolas" w:eastAsia="Times New Roman" w:hAnsi="Consolas" w:cs="Times New Roman"/>
+          <w:kern w:val="0"/>
+          <w:sz w:val="18"/>
+          <w:szCs w:val="18"/>
+          <w14:ligatures w14:val="none"/>
+        </w:rPr>
+      </w:pPr>
+      <w:r>
+        <w:rPr>
+          <w:rFonts w:ascii="Consolas" w:eastAsia="Times New Roman" w:hAnsi="Consolas" w:cs="Times New Roman"/>
+          <w:kern w:val="0"/>
+          <w:sz w:val="18"/>
+          <w:szCs w:val="18"/>
+          <w14:ligatures w14:val="none"/>
+        </w:rPr>
+        <w:t>Set the side width the text to half the container width.</w:t>
+      </w:r>
+    </w:p>
+    <w:p>
+      <w:pPr>
+        <w:pStyle w:val="ListParagraph"/>
+        <w:numPr>
+          <w:ilvl w:val="0"/>
+          <w:numId w:val="1"/>
+        </w:numPr>
+        <w:spacing w:after="0" w:line="285" w:lineRule="atLeast"/>
+        <w:ind w:left="0" w:firstLine="0"/>
+        <w:rPr>
+          <w:rFonts w:ascii="Consolas" w:eastAsia="Times New Roman" w:hAnsi="Consolas" w:cs="Times New Roman"/>
+          <w:kern w:val="0"/>
+          <w:sz w:val="18"/>
+          <w:szCs w:val="18"/>
+          <w14:ligatures w14:val="none"/>
+        </w:rPr>
+      </w:pPr>
+      <w:r>
+        <w:rPr>
+          <w:rFonts w:ascii="Consolas" w:eastAsia="Times New Roman" w:hAnsi="Consolas" w:cs="Times New Roman"/>
+          <w:kern w:val="0"/>
+          <w:sz w:val="18"/>
+          <w:szCs w:val="18"/>
+          <w14:ligatures w14:val="none"/>
+        </w:rPr>
+        <w:t>Keep the image from spilling out of the container.</w:t>
       </w:r>
     </w:p>
     <w:sectPr>
